--- a/docs/Training_Manual.docx
+++ b/docs/Training_Manual.docx
@@ -1131,7 +1131,7 @@
           <w:numId w:val="2"/>
         </w:numPr>
         <w:spacing w:before="120" w:after="120" w:line="240" w:lineRule="auto"/>
-        <w:contextualSpacing/>
+        <w:ind w:left="519" w:hanging="274"/>
         <w:jc w:val="both"/>
         <w:rPr>
           <w:rFonts w:ascii="Arial" w:hAnsi="Arial" w:cs="Arial"/>
@@ -1166,7 +1166,7 @@
           <w:numId w:val="2"/>
         </w:numPr>
         <w:spacing w:before="120" w:after="120" w:line="240" w:lineRule="auto"/>
-        <w:contextualSpacing/>
+        <w:ind w:left="519" w:hanging="274"/>
         <w:jc w:val="both"/>
         <w:rPr>
           <w:rFonts w:ascii="Arial" w:hAnsi="Arial" w:cs="Arial"/>
@@ -1215,6 +1215,7 @@
     </w:p>
     <w:p>
       <w:pPr>
+        <w:pStyle w:val="Heading1"/>
         <w:spacing w:before="120" w:after="120" w:line="240" w:lineRule="auto"/>
         <w:contextualSpacing/>
         <w:jc w:val="both"/>
@@ -1231,34 +1232,12 @@
           <w:szCs w:val="24"/>
         </w:rPr>
         <w:lastRenderedPageBreak/>
-        <w:br w:type="page"/>
-      </w:r>
-    </w:p>
-    <w:p>
-      <w:pPr>
-        <w:pStyle w:val="Heading1"/>
-        <w:spacing w:before="120" w:after="120" w:line="240" w:lineRule="auto"/>
-        <w:contextualSpacing/>
-        <w:jc w:val="both"/>
-        <w:rPr>
-          <w:rFonts w:ascii="Arial" w:hAnsi="Arial" w:cs="Arial"/>
-          <w:sz w:val="24"/>
-          <w:szCs w:val="24"/>
-        </w:rPr>
-      </w:pPr>
-      <w:r>
-        <w:rPr>
-          <w:rFonts w:ascii="Arial" w:hAnsi="Arial" w:cs="Arial"/>
-          <w:sz w:val="24"/>
-          <w:szCs w:val="24"/>
-        </w:rPr>
         <w:t>1.  The data, and why there are two questions</w:t>
       </w:r>
     </w:p>
     <w:p>
       <w:pPr>
         <w:spacing w:before="120" w:after="120" w:line="240" w:lineRule="auto"/>
-        <w:contextualSpacing/>
         <w:jc w:val="both"/>
         <w:rPr>
           <w:rFonts w:ascii="Arial" w:hAnsi="Arial" w:cs="Arial"/>
@@ -1304,6 +1283,9 @@
             <w:bottom w:w="0" w:type="dxa"/>
           </w:tblCellMar>
         </w:tblPrEx>
+        <w:trPr>
+          <w:trHeight w:val="20"/>
+        </w:trPr>
         <w:tc>
           <w:tcPr>
             <w:tcW w:w="1500" w:type="dxa"/>
@@ -1320,12 +1302,11 @@
               <w:bottom w:w="90" w:type="dxa"/>
               <w:right w:w="150" w:type="dxa"/>
             </w:tcMar>
+            <w:vAlign w:val="center"/>
           </w:tcPr>
           <w:p>
             <w:pPr>
-              <w:spacing w:before="120" w:after="120" w:line="240" w:lineRule="auto"/>
-              <w:contextualSpacing/>
-              <w:jc w:val="both"/>
+              <w:spacing w:line="240" w:lineRule="auto"/>
               <w:rPr>
                 <w:rFonts w:ascii="Arial" w:hAnsi="Arial" w:cs="Arial"/>
                 <w:sz w:val="24"/>
@@ -1361,12 +1342,11 @@
               <w:bottom w:w="90" w:type="dxa"/>
               <w:right w:w="150" w:type="dxa"/>
             </w:tcMar>
+            <w:vAlign w:val="center"/>
           </w:tcPr>
           <w:p>
             <w:pPr>
-              <w:spacing w:before="120" w:after="120" w:line="240" w:lineRule="auto"/>
-              <w:contextualSpacing/>
-              <w:jc w:val="both"/>
+              <w:spacing w:line="240" w:lineRule="auto"/>
               <w:rPr>
                 <w:rFonts w:ascii="Arial" w:hAnsi="Arial" w:cs="Arial"/>
                 <w:sz w:val="24"/>
@@ -1402,12 +1382,11 @@
               <w:bottom w:w="90" w:type="dxa"/>
               <w:right w:w="150" w:type="dxa"/>
             </w:tcMar>
+            <w:vAlign w:val="center"/>
           </w:tcPr>
           <w:p>
             <w:pPr>
-              <w:spacing w:before="120" w:after="120" w:line="240" w:lineRule="auto"/>
-              <w:contextualSpacing/>
-              <w:jc w:val="both"/>
+              <w:spacing w:line="240" w:lineRule="auto"/>
               <w:rPr>
                 <w:rFonts w:ascii="Arial" w:hAnsi="Arial" w:cs="Arial"/>
                 <w:sz w:val="24"/>
@@ -1435,6 +1414,9 @@
             <w:bottom w:w="0" w:type="dxa"/>
           </w:tblCellMar>
         </w:tblPrEx>
+        <w:trPr>
+          <w:trHeight w:val="20"/>
+        </w:trPr>
         <w:tc>
           <w:tcPr>
             <w:tcW w:w="1500" w:type="dxa"/>
@@ -1451,12 +1433,11 @@
               <w:bottom w:w="90" w:type="dxa"/>
               <w:right w:w="150" w:type="dxa"/>
             </w:tcMar>
+            <w:vAlign w:val="center"/>
           </w:tcPr>
           <w:p>
             <w:pPr>
-              <w:spacing w:before="120" w:after="120" w:line="240" w:lineRule="auto"/>
-              <w:contextualSpacing/>
-              <w:jc w:val="both"/>
+              <w:spacing w:line="240" w:lineRule="auto"/>
               <w:rPr>
                 <w:rFonts w:ascii="Arial" w:hAnsi="Arial" w:cs="Arial"/>
                 <w:sz w:val="24"/>
@@ -1492,12 +1473,11 @@
               <w:bottom w:w="90" w:type="dxa"/>
               <w:right w:w="150" w:type="dxa"/>
             </w:tcMar>
+            <w:vAlign w:val="center"/>
           </w:tcPr>
           <w:p>
             <w:pPr>
-              <w:spacing w:before="120" w:after="120" w:line="240" w:lineRule="auto"/>
-              <w:contextualSpacing/>
-              <w:jc w:val="both"/>
+              <w:spacing w:line="240" w:lineRule="auto"/>
               <w:rPr>
                 <w:rFonts w:ascii="Arial" w:hAnsi="Arial" w:cs="Arial"/>
                 <w:sz w:val="24"/>
@@ -1531,12 +1511,11 @@
               <w:bottom w:w="90" w:type="dxa"/>
               <w:right w:w="150" w:type="dxa"/>
             </w:tcMar>
+            <w:vAlign w:val="center"/>
           </w:tcPr>
           <w:p>
             <w:pPr>
-              <w:spacing w:before="120" w:after="120" w:line="240" w:lineRule="auto"/>
-              <w:contextualSpacing/>
-              <w:jc w:val="both"/>
+              <w:spacing w:line="240" w:lineRule="auto"/>
               <w:rPr>
                 <w:rFonts w:ascii="Arial" w:hAnsi="Arial" w:cs="Arial"/>
                 <w:sz w:val="24"/>
@@ -1562,6 +1541,9 @@
             <w:bottom w:w="0" w:type="dxa"/>
           </w:tblCellMar>
         </w:tblPrEx>
+        <w:trPr>
+          <w:trHeight w:val="20"/>
+        </w:trPr>
         <w:tc>
           <w:tcPr>
             <w:tcW w:w="1500" w:type="dxa"/>
@@ -1578,12 +1560,11 @@
               <w:bottom w:w="90" w:type="dxa"/>
               <w:right w:w="150" w:type="dxa"/>
             </w:tcMar>
+            <w:vAlign w:val="center"/>
           </w:tcPr>
           <w:p>
             <w:pPr>
-              <w:spacing w:before="120" w:after="120" w:line="240" w:lineRule="auto"/>
-              <w:contextualSpacing/>
-              <w:jc w:val="both"/>
+              <w:spacing w:line="240" w:lineRule="auto"/>
               <w:rPr>
                 <w:rFonts w:ascii="Arial" w:hAnsi="Arial" w:cs="Arial"/>
                 <w:sz w:val="24"/>
@@ -1619,12 +1600,11 @@
               <w:bottom w:w="90" w:type="dxa"/>
               <w:right w:w="150" w:type="dxa"/>
             </w:tcMar>
+            <w:vAlign w:val="center"/>
           </w:tcPr>
           <w:p>
             <w:pPr>
-              <w:spacing w:before="120" w:after="120" w:line="240" w:lineRule="auto"/>
-              <w:contextualSpacing/>
-              <w:jc w:val="both"/>
+              <w:spacing w:line="240" w:lineRule="auto"/>
               <w:rPr>
                 <w:rFonts w:ascii="Arial" w:hAnsi="Arial" w:cs="Arial"/>
                 <w:sz w:val="24"/>
@@ -1658,12 +1638,11 @@
               <w:bottom w:w="90" w:type="dxa"/>
               <w:right w:w="150" w:type="dxa"/>
             </w:tcMar>
+            <w:vAlign w:val="center"/>
           </w:tcPr>
           <w:p>
             <w:pPr>
-              <w:spacing w:before="120" w:after="120" w:line="240" w:lineRule="auto"/>
-              <w:contextualSpacing/>
-              <w:jc w:val="both"/>
+              <w:spacing w:line="240" w:lineRule="auto"/>
               <w:rPr>
                 <w:rFonts w:ascii="Arial" w:hAnsi="Arial" w:cs="Arial"/>
                 <w:sz w:val="24"/>
@@ -1715,21 +1694,36 @@
     <w:p>
       <w:pPr>
         <w:spacing w:before="120" w:after="120" w:line="240" w:lineRule="auto"/>
-        <w:contextualSpacing/>
-        <w:jc w:val="both"/>
-        <w:rPr>
-          <w:rFonts w:ascii="Arial" w:hAnsi="Arial" w:cs="Arial"/>
-          <w:sz w:val="24"/>
-          <w:szCs w:val="24"/>
-        </w:rPr>
-      </w:pPr>
-      <w:r>
-        <w:rPr>
-          <w:rFonts w:ascii="Arial" w:hAnsi="Arial" w:cs="Arial"/>
-          <w:sz w:val="24"/>
-          <w:szCs w:val="24"/>
-        </w:rPr>
-        <w:t>A themes-over-time chart needs a time axis in the data. A single article has no date attached to it, so there is nothing to plot against. The revision history solves this: Wikipedia keeps every version ever saved, so we can ask what the article looked like in 2006, in 2014, in 2022, and treat each of those as a dated document.</w:t>
+        <w:jc w:val="both"/>
+        <w:rPr>
+          <w:rFonts w:ascii="Arial" w:hAnsi="Arial" w:cs="Arial"/>
+          <w:sz w:val="24"/>
+          <w:szCs w:val="24"/>
+        </w:rPr>
+      </w:pPr>
+      <w:r>
+        <w:rPr>
+          <w:rFonts w:ascii="Arial" w:hAnsi="Arial" w:cs="Arial"/>
+          <w:sz w:val="24"/>
+          <w:szCs w:val="24"/>
+        </w:rPr>
+        <w:t xml:space="preserve">A themes-over-time chart needs a time axis in the data. A single </w:t>
+      </w:r>
+      <w:r>
+        <w:rPr>
+          <w:rFonts w:ascii="Arial" w:hAnsi="Arial" w:cs="Arial"/>
+          <w:sz w:val="24"/>
+          <w:szCs w:val="24"/>
+        </w:rPr>
+        <w:t xml:space="preserve">Wikipedia </w:t>
+      </w:r>
+      <w:r>
+        <w:rPr>
+          <w:rFonts w:ascii="Arial" w:hAnsi="Arial" w:cs="Arial"/>
+          <w:sz w:val="24"/>
+          <w:szCs w:val="24"/>
+        </w:rPr>
+        <w:t>article has no date attached to it, so there is nothing to plot against. The revision history solves this: Wikipedia keeps every version ever saved, so we can ask what the article looked like in 2006, in 2014, in 2022, and treat each of those as a dated document.</w:t>
       </w:r>
     </w:p>
     <w:tbl>
@@ -1818,7 +1812,7 @@
                 <w:sz w:val="24"/>
                 <w:szCs w:val="24"/>
               </w:rPr>
-              <w:t xml:space="preserve">The general lesson, and the first thing to say in the session. </w:t>
+              <w:t xml:space="preserve">The general lesson. </w:t>
             </w:r>
             <w:r>
               <w:rPr>
@@ -2454,58 +2448,153 @@
           <w:rFonts w:ascii="Arial" w:hAnsi="Arial" w:cs="Arial"/>
         </w:rPr>
       </w:pPr>
+      <w:r>
+        <w:rPr>
+          <w:rFonts w:ascii="Arial" w:hAnsi="Arial" w:cs="Arial"/>
+        </w:rPr>
+        <w:t>2.1 What a knowledge graph is</w:t>
+      </w:r>
+    </w:p>
+    <w:p>
+      <w:pPr>
+        <w:spacing w:before="120" w:after="120" w:line="240" w:lineRule="auto"/>
+        <w:contextualSpacing/>
+        <w:jc w:val="both"/>
+        <w:rPr>
+          <w:rFonts w:ascii="Arial" w:hAnsi="Arial" w:cs="Arial"/>
+          <w:sz w:val="24"/>
+          <w:szCs w:val="24"/>
+        </w:rPr>
+      </w:pPr>
+      <w:r>
+        <w:rPr>
+          <w:rFonts w:ascii="Arial" w:hAnsi="Arial" w:cs="Arial"/>
+          <w:sz w:val="24"/>
+          <w:szCs w:val="24"/>
+        </w:rPr>
+        <w:t xml:space="preserve">A network of the things a text names and how they connect. Nodes are things: people, places, </w:t>
+      </w:r>
+      <w:proofErr w:type="spellStart"/>
+      <w:r>
+        <w:rPr>
+          <w:rFonts w:ascii="Arial" w:hAnsi="Arial" w:cs="Arial"/>
+          <w:sz w:val="24"/>
+          <w:szCs w:val="24"/>
+        </w:rPr>
+        <w:t>organisations</w:t>
+      </w:r>
+      <w:proofErr w:type="spellEnd"/>
+      <w:r>
+        <w:rPr>
+          <w:rFonts w:ascii="Arial" w:hAnsi="Arial" w:cs="Arial"/>
+          <w:sz w:val="24"/>
+          <w:szCs w:val="24"/>
+        </w:rPr>
+        <w:t>, events. Edges are relationships. Every edge reads as a short sentence in three parts.</w:t>
+      </w:r>
+    </w:p>
+    <w:p>
+      <w:pPr>
+        <w:shd w:val="clear" w:color="auto" w:fill="F2F5F8"/>
+        <w:spacing w:before="120" w:after="120" w:line="240" w:lineRule="auto"/>
+        <w:ind w:left="220" w:right="220"/>
+        <w:contextualSpacing/>
+        <w:jc w:val="both"/>
+        <w:rPr>
+          <w:rFonts w:ascii="Arial" w:hAnsi="Arial" w:cs="Arial"/>
+          <w:sz w:val="24"/>
+          <w:szCs w:val="24"/>
+        </w:rPr>
+      </w:pPr>
+      <w:r>
+        <w:rPr>
+          <w:rFonts w:ascii="Arial" w:eastAsia="Consolas" w:hAnsi="Arial" w:cs="Arial"/>
+          <w:color w:val="1A2E3F"/>
+          <w:sz w:val="24"/>
+          <w:szCs w:val="24"/>
+        </w:rPr>
+        <w:t>​</w:t>
+      </w:r>
+    </w:p>
+    <w:p>
+      <w:pPr>
+        <w:shd w:val="clear" w:color="auto" w:fill="F2F5F8"/>
+        <w:spacing w:before="120" w:after="120" w:line="240" w:lineRule="auto"/>
+        <w:ind w:left="220" w:right="220"/>
+        <w:contextualSpacing/>
+        <w:jc w:val="both"/>
+        <w:rPr>
+          <w:rFonts w:ascii="Arial" w:hAnsi="Arial" w:cs="Arial"/>
+          <w:sz w:val="24"/>
+          <w:szCs w:val="24"/>
+        </w:rPr>
+      </w:pPr>
+      <w:r>
+        <w:rPr>
+          <w:rFonts w:ascii="Arial" w:eastAsia="Consolas" w:hAnsi="Arial" w:cs="Arial"/>
+          <w:color w:val="1A2E3F"/>
+          <w:sz w:val="24"/>
+          <w:szCs w:val="24"/>
+        </w:rPr>
+        <w:t xml:space="preserve">  subject       relation              object</w:t>
+      </w:r>
+    </w:p>
+    <w:p>
+      <w:pPr>
+        <w:shd w:val="clear" w:color="auto" w:fill="F2F5F8"/>
+        <w:spacing w:before="120" w:after="120" w:line="240" w:lineRule="auto"/>
+        <w:ind w:left="220" w:right="220"/>
+        <w:contextualSpacing/>
+        <w:jc w:val="both"/>
+        <w:rPr>
+          <w:rFonts w:ascii="Arial" w:hAnsi="Arial" w:cs="Arial"/>
+          <w:sz w:val="24"/>
+          <w:szCs w:val="24"/>
+        </w:rPr>
+      </w:pPr>
+      <w:r>
+        <w:rPr>
+          <w:rFonts w:ascii="Arial" w:eastAsia="Consolas" w:hAnsi="Arial" w:cs="Arial"/>
+          <w:color w:val="1A2E3F"/>
+          <w:sz w:val="24"/>
+          <w:szCs w:val="24"/>
+        </w:rPr>
+        <w:t xml:space="preserve">  Ojukwu        led                   Biafra</w:t>
+      </w:r>
+    </w:p>
+    <w:p>
+      <w:pPr>
+        <w:shd w:val="clear" w:color="auto" w:fill="F2F5F8"/>
+        <w:spacing w:before="120" w:after="120" w:line="240" w:lineRule="auto"/>
+        <w:ind w:left="220" w:right="220"/>
+        <w:contextualSpacing/>
+        <w:jc w:val="both"/>
+        <w:rPr>
+          <w:rFonts w:ascii="Arial" w:hAnsi="Arial" w:cs="Arial"/>
+          <w:sz w:val="24"/>
+          <w:szCs w:val="24"/>
+        </w:rPr>
+      </w:pPr>
+      <w:r>
+        <w:rPr>
+          <w:rFonts w:ascii="Arial" w:eastAsia="Consolas" w:hAnsi="Arial" w:cs="Arial"/>
+          <w:color w:val="1A2E3F"/>
+          <w:sz w:val="24"/>
+          <w:szCs w:val="24"/>
+        </w:rPr>
+        <w:t xml:space="preserve">  Gowon         led as head of </w:t>
+      </w:r>
       <w:proofErr w:type="gramStart"/>
       <w:r>
         <w:rPr>
-          <w:rFonts w:ascii="Arial" w:hAnsi="Arial" w:cs="Arial"/>
-        </w:rPr>
-        <w:t>2.1  What</w:t>
+          <w:rFonts w:ascii="Arial" w:eastAsia="Consolas" w:hAnsi="Arial" w:cs="Arial"/>
+          <w:color w:val="1A2E3F"/>
+          <w:sz w:val="24"/>
+          <w:szCs w:val="24"/>
+        </w:rPr>
+        <w:t>state  Nigeria</w:t>
       </w:r>
       <w:proofErr w:type="gramEnd"/>
-      <w:r>
-        <w:rPr>
-          <w:rFonts w:ascii="Arial" w:hAnsi="Arial" w:cs="Arial"/>
-        </w:rPr>
-        <w:t xml:space="preserve"> a knowledge graph is</w:t>
-      </w:r>
-    </w:p>
-    <w:p>
-      <w:pPr>
-        <w:spacing w:before="120" w:after="120" w:line="240" w:lineRule="auto"/>
-        <w:contextualSpacing/>
-        <w:jc w:val="both"/>
-        <w:rPr>
-          <w:rFonts w:ascii="Arial" w:hAnsi="Arial" w:cs="Arial"/>
-          <w:sz w:val="24"/>
-          <w:szCs w:val="24"/>
-        </w:rPr>
-      </w:pPr>
-      <w:r>
-        <w:rPr>
-          <w:rFonts w:ascii="Arial" w:hAnsi="Arial" w:cs="Arial"/>
-          <w:sz w:val="24"/>
-          <w:szCs w:val="24"/>
-        </w:rPr>
-        <w:t xml:space="preserve">A network of the things a text names and how they connect. Nodes are things: people, places, </w:t>
-      </w:r>
-      <w:proofErr w:type="spellStart"/>
-      <w:r>
-        <w:rPr>
-          <w:rFonts w:ascii="Arial" w:hAnsi="Arial" w:cs="Arial"/>
-          <w:sz w:val="24"/>
-          <w:szCs w:val="24"/>
-        </w:rPr>
-        <w:t>organisations</w:t>
-      </w:r>
-      <w:proofErr w:type="spellEnd"/>
-      <w:r>
-        <w:rPr>
-          <w:rFonts w:ascii="Arial" w:hAnsi="Arial" w:cs="Arial"/>
-          <w:sz w:val="24"/>
-          <w:szCs w:val="24"/>
-        </w:rPr>
-        <w:t>, events. Edges are relationships. Every edge reads as a short sentence in three parts.</w:t>
-      </w:r>
     </w:p>
     <w:p>
       <w:pPr>
@@ -2527,137 +2616,34 @@
           <w:sz w:val="24"/>
           <w:szCs w:val="24"/>
         </w:rPr>
+        <w:t xml:space="preserve">  Biafra        seceded from          Nigeria</w:t>
+      </w:r>
+    </w:p>
+    <w:p>
+      <w:pPr>
+        <w:shd w:val="clear" w:color="auto" w:fill="F2F5F8"/>
+        <w:spacing w:before="120" w:after="120" w:line="240" w:lineRule="auto"/>
+        <w:ind w:left="220" w:right="220"/>
+        <w:contextualSpacing/>
+        <w:jc w:val="both"/>
+        <w:rPr>
+          <w:rFonts w:ascii="Arial" w:hAnsi="Arial" w:cs="Arial"/>
+          <w:sz w:val="24"/>
+          <w:szCs w:val="24"/>
+        </w:rPr>
+      </w:pPr>
+      <w:r>
+        <w:rPr>
+          <w:rFonts w:ascii="Arial" w:eastAsia="Consolas" w:hAnsi="Arial" w:cs="Arial"/>
+          <w:color w:val="1A2E3F"/>
+          <w:sz w:val="24"/>
+          <w:szCs w:val="24"/>
+        </w:rPr>
         <w:t>​</w:t>
       </w:r>
     </w:p>
     <w:p>
       <w:pPr>
-        <w:shd w:val="clear" w:color="auto" w:fill="F2F5F8"/>
-        <w:spacing w:before="120" w:after="120" w:line="240" w:lineRule="auto"/>
-        <w:ind w:left="220" w:right="220"/>
-        <w:contextualSpacing/>
-        <w:jc w:val="both"/>
-        <w:rPr>
-          <w:rFonts w:ascii="Arial" w:hAnsi="Arial" w:cs="Arial"/>
-          <w:sz w:val="24"/>
-          <w:szCs w:val="24"/>
-        </w:rPr>
-      </w:pPr>
-      <w:r>
-        <w:rPr>
-          <w:rFonts w:ascii="Arial" w:eastAsia="Consolas" w:hAnsi="Arial" w:cs="Arial"/>
-          <w:color w:val="1A2E3F"/>
-          <w:sz w:val="24"/>
-          <w:szCs w:val="24"/>
-        </w:rPr>
-        <w:t xml:space="preserve">  subject       relation              object</w:t>
-      </w:r>
-    </w:p>
-    <w:p>
-      <w:pPr>
-        <w:shd w:val="clear" w:color="auto" w:fill="F2F5F8"/>
-        <w:spacing w:before="120" w:after="120" w:line="240" w:lineRule="auto"/>
-        <w:ind w:left="220" w:right="220"/>
-        <w:contextualSpacing/>
-        <w:jc w:val="both"/>
-        <w:rPr>
-          <w:rFonts w:ascii="Arial" w:hAnsi="Arial" w:cs="Arial"/>
-          <w:sz w:val="24"/>
-          <w:szCs w:val="24"/>
-        </w:rPr>
-      </w:pPr>
-      <w:r>
-        <w:rPr>
-          <w:rFonts w:ascii="Arial" w:eastAsia="Consolas" w:hAnsi="Arial" w:cs="Arial"/>
-          <w:color w:val="1A2E3F"/>
-          <w:sz w:val="24"/>
-          <w:szCs w:val="24"/>
-        </w:rPr>
-        <w:t xml:space="preserve">  Ojukwu        led                   Biafra</w:t>
-      </w:r>
-    </w:p>
-    <w:p>
-      <w:pPr>
-        <w:shd w:val="clear" w:color="auto" w:fill="F2F5F8"/>
-        <w:spacing w:before="120" w:after="120" w:line="240" w:lineRule="auto"/>
-        <w:ind w:left="220" w:right="220"/>
-        <w:contextualSpacing/>
-        <w:jc w:val="both"/>
-        <w:rPr>
-          <w:rFonts w:ascii="Arial" w:hAnsi="Arial" w:cs="Arial"/>
-          <w:sz w:val="24"/>
-          <w:szCs w:val="24"/>
-        </w:rPr>
-      </w:pPr>
-      <w:r>
-        <w:rPr>
-          <w:rFonts w:ascii="Arial" w:eastAsia="Consolas" w:hAnsi="Arial" w:cs="Arial"/>
-          <w:color w:val="1A2E3F"/>
-          <w:sz w:val="24"/>
-          <w:szCs w:val="24"/>
-        </w:rPr>
-        <w:t xml:space="preserve">  Gowon         led as head of </w:t>
-      </w:r>
-      <w:proofErr w:type="gramStart"/>
-      <w:r>
-        <w:rPr>
-          <w:rFonts w:ascii="Arial" w:eastAsia="Consolas" w:hAnsi="Arial" w:cs="Arial"/>
-          <w:color w:val="1A2E3F"/>
-          <w:sz w:val="24"/>
-          <w:szCs w:val="24"/>
-        </w:rPr>
-        <w:t>state  Nigeria</w:t>
-      </w:r>
-      <w:proofErr w:type="gramEnd"/>
-    </w:p>
-    <w:p>
-      <w:pPr>
-        <w:shd w:val="clear" w:color="auto" w:fill="F2F5F8"/>
-        <w:spacing w:before="120" w:after="120" w:line="240" w:lineRule="auto"/>
-        <w:ind w:left="220" w:right="220"/>
-        <w:contextualSpacing/>
-        <w:jc w:val="both"/>
-        <w:rPr>
-          <w:rFonts w:ascii="Arial" w:hAnsi="Arial" w:cs="Arial"/>
-          <w:sz w:val="24"/>
-          <w:szCs w:val="24"/>
-        </w:rPr>
-      </w:pPr>
-      <w:r>
-        <w:rPr>
-          <w:rFonts w:ascii="Arial" w:eastAsia="Consolas" w:hAnsi="Arial" w:cs="Arial"/>
-          <w:color w:val="1A2E3F"/>
-          <w:sz w:val="24"/>
-          <w:szCs w:val="24"/>
-        </w:rPr>
-        <w:t xml:space="preserve">  Biafra        seceded from          Nigeria</w:t>
-      </w:r>
-    </w:p>
-    <w:p>
-      <w:pPr>
-        <w:shd w:val="clear" w:color="auto" w:fill="F2F5F8"/>
-        <w:spacing w:before="120" w:after="120" w:line="240" w:lineRule="auto"/>
-        <w:ind w:left="220" w:right="220"/>
-        <w:contextualSpacing/>
-        <w:jc w:val="both"/>
-        <w:rPr>
-          <w:rFonts w:ascii="Arial" w:hAnsi="Arial" w:cs="Arial"/>
-          <w:sz w:val="24"/>
-          <w:szCs w:val="24"/>
-        </w:rPr>
-      </w:pPr>
-      <w:r>
-        <w:rPr>
-          <w:rFonts w:ascii="Arial" w:eastAsia="Consolas" w:hAnsi="Arial" w:cs="Arial"/>
-          <w:color w:val="1A2E3F"/>
-          <w:sz w:val="24"/>
-          <w:szCs w:val="24"/>
-        </w:rPr>
-        <w:t>​</w:t>
-      </w:r>
-    </w:p>
-    <w:p>
-      <w:pPr>
         <w:spacing w:before="120" w:after="120" w:line="240" w:lineRule="auto"/>
         <w:contextualSpacing/>
         <w:jc w:val="both"/>
@@ -2675,16 +2661,14 @@
         </w:rPr>
         <w:t xml:space="preserve">That </w:t>
       </w:r>
-      <w:proofErr w:type="gramStart"/>
-      <w:r>
-        <w:rPr>
-          <w:rFonts w:ascii="Arial" w:hAnsi="Arial" w:cs="Arial"/>
-          <w:sz w:val="24"/>
-          <w:szCs w:val="24"/>
-        </w:rPr>
-        <w:t>three part</w:t>
-      </w:r>
-      <w:proofErr w:type="gramEnd"/>
+      <w:r>
+        <w:rPr>
+          <w:rFonts w:ascii="Arial" w:hAnsi="Arial" w:cs="Arial"/>
+          <w:sz w:val="24"/>
+          <w:szCs w:val="24"/>
+        </w:rPr>
+        <w:t>three-part</w:t>
+      </w:r>
       <w:r>
         <w:rPr>
           <w:rFonts w:ascii="Arial" w:hAnsi="Arial" w:cs="Arial"/>
@@ -2770,19 +2754,11 @@
           <w:rFonts w:ascii="Arial" w:hAnsi="Arial" w:cs="Arial"/>
         </w:rPr>
       </w:pPr>
-      <w:proofErr w:type="gramStart"/>
-      <w:r>
-        <w:rPr>
-          <w:rFonts w:ascii="Arial" w:hAnsi="Arial" w:cs="Arial"/>
-        </w:rPr>
-        <w:t>2.2  Method</w:t>
-      </w:r>
-      <w:proofErr w:type="gramEnd"/>
-      <w:r>
-        <w:rPr>
-          <w:rFonts w:ascii="Arial" w:hAnsi="Arial" w:cs="Arial"/>
-        </w:rPr>
-        <w:t xml:space="preserve"> A: counting words</w:t>
+      <w:r>
+        <w:rPr>
+          <w:rFonts w:ascii="Arial" w:hAnsi="Arial" w:cs="Arial"/>
+        </w:rPr>
+        <w:t>2.2 Method A: counting words</w:t>
       </w:r>
     </w:p>
     <w:p>
@@ -4809,7 +4785,23 @@
                 <w:sz w:val="24"/>
                 <w:szCs w:val="24"/>
               </w:rPr>
-              <w:t>Change MIN_EDGE from 1 to 3 and redraw in front of the room. The tangle clears. Then say: the text did not change, only my choice did. Every network figure contains decisions like this one, and they are usually not disclosed.</w:t>
+              <w:t xml:space="preserve">Change MIN_EDGE from 1 to 3 </w:t>
+            </w:r>
+            <w:r>
+              <w:rPr>
+                <w:rFonts w:ascii="Arial" w:hAnsi="Arial" w:cs="Arial"/>
+                <w:sz w:val="24"/>
+                <w:szCs w:val="24"/>
+              </w:rPr>
+              <w:t xml:space="preserve">or 10 </w:t>
+            </w:r>
+            <w:r>
+              <w:rPr>
+                <w:rFonts w:ascii="Arial" w:hAnsi="Arial" w:cs="Arial"/>
+                <w:sz w:val="24"/>
+                <w:szCs w:val="24"/>
+              </w:rPr>
+              <w:t>and redraw. The tangle clears. Then say: the text did not change, only my choice did. Every network figure contains decisions like this one, and they are usually not disclosed.</w:t>
             </w:r>
           </w:p>
         </w:tc>
@@ -4889,16 +4881,14 @@
         </w:rPr>
         <w:t xml:space="preserve"> as </w:t>
       </w:r>
-      <w:proofErr w:type="gramStart"/>
-      <w:r>
-        <w:rPr>
-          <w:rFonts w:ascii="Arial" w:hAnsi="Arial" w:cs="Arial"/>
-          <w:sz w:val="24"/>
-          <w:szCs w:val="24"/>
-        </w:rPr>
-        <w:t>well connected</w:t>
-      </w:r>
-      <w:proofErr w:type="gramEnd"/>
+      <w:r>
+        <w:rPr>
+          <w:rFonts w:ascii="Arial" w:hAnsi="Arial" w:cs="Arial"/>
+          <w:sz w:val="24"/>
+          <w:szCs w:val="24"/>
+        </w:rPr>
+        <w:t>well-connected</w:t>
+      </w:r>
       <w:r>
         <w:rPr>
           <w:rFonts w:ascii="Arial" w:hAnsi="Arial" w:cs="Arial"/>
@@ -4918,19 +4908,11 @@
           <w:rFonts w:ascii="Arial" w:hAnsi="Arial" w:cs="Arial"/>
         </w:rPr>
       </w:pPr>
-      <w:proofErr w:type="gramStart"/>
-      <w:r>
-        <w:rPr>
-          <w:rFonts w:ascii="Arial" w:hAnsi="Arial" w:cs="Arial"/>
-        </w:rPr>
-        <w:t>2.3  What</w:t>
-      </w:r>
-      <w:proofErr w:type="gramEnd"/>
-      <w:r>
-        <w:rPr>
-          <w:rFonts w:ascii="Arial" w:hAnsi="Arial" w:cs="Arial"/>
-        </w:rPr>
-        <w:t xml:space="preserve"> counting cannot tell you</w:t>
+      <w:r>
+        <w:rPr>
+          <w:rFonts w:ascii="Arial" w:hAnsi="Arial" w:cs="Arial"/>
+        </w:rPr>
+        <w:t>2.3 What counting cannot tell you</w:t>
       </w:r>
     </w:p>
     <w:p>
@@ -5001,25 +4983,16 @@
           <w:rFonts w:ascii="Arial" w:hAnsi="Arial" w:cs="Arial"/>
         </w:rPr>
       </w:pPr>
-      <w:proofErr w:type="gramStart"/>
-      <w:r>
-        <w:rPr>
-          <w:rFonts w:ascii="Arial" w:hAnsi="Arial" w:cs="Arial"/>
-        </w:rPr>
-        <w:t>2.4  The</w:t>
-      </w:r>
-      <w:proofErr w:type="gramEnd"/>
-      <w:r>
-        <w:rPr>
-          <w:rFonts w:ascii="Arial" w:hAnsi="Arial" w:cs="Arial"/>
-        </w:rPr>
-        <w:t xml:space="preserve"> schema</w:t>
-      </w:r>
-    </w:p>
-    <w:p>
-      <w:pPr>
-        <w:spacing w:before="120" w:after="120" w:line="240" w:lineRule="auto"/>
-        <w:contextualSpacing/>
+      <w:r>
+        <w:rPr>
+          <w:rFonts w:ascii="Arial" w:hAnsi="Arial" w:cs="Arial"/>
+        </w:rPr>
+        <w:t>2.4 The schema</w:t>
+      </w:r>
+    </w:p>
+    <w:p>
+      <w:pPr>
+        <w:spacing w:before="120" w:after="120" w:line="240" w:lineRule="auto"/>
         <w:jc w:val="both"/>
         <w:rPr>
           <w:rFonts w:ascii="Arial" w:hAnsi="Arial" w:cs="Arial"/>
@@ -5041,7 +5014,6 @@
     <w:p>
       <w:pPr>
         <w:spacing w:before="120" w:after="120" w:line="240" w:lineRule="auto"/>
-        <w:contextualSpacing/>
         <w:jc w:val="both"/>
         <w:rPr>
           <w:rFonts w:ascii="Arial" w:hAnsi="Arial" w:cs="Arial"/>
@@ -5061,24 +5033,21 @@
     <w:p>
       <w:pPr>
         <w:spacing w:before="120" w:after="120" w:line="240" w:lineRule="auto"/>
-        <w:contextualSpacing/>
-        <w:jc w:val="both"/>
-        <w:rPr>
-          <w:rFonts w:ascii="Arial" w:hAnsi="Arial" w:cs="Arial"/>
-          <w:sz w:val="24"/>
-          <w:szCs w:val="24"/>
-        </w:rPr>
-      </w:pPr>
-      <w:proofErr w:type="gramStart"/>
-      <w:r>
-        <w:rPr>
-          <w:rFonts w:ascii="Arial" w:hAnsi="Arial" w:cs="Arial"/>
-          <w:sz w:val="24"/>
-          <w:szCs w:val="24"/>
-        </w:rPr>
-        <w:t>Instead</w:t>
-      </w:r>
-      <w:proofErr w:type="gramEnd"/>
+        <w:jc w:val="both"/>
+        <w:rPr>
+          <w:rFonts w:ascii="Arial" w:hAnsi="Arial" w:cs="Arial"/>
+          <w:sz w:val="24"/>
+          <w:szCs w:val="24"/>
+        </w:rPr>
+      </w:pPr>
+      <w:r>
+        <w:rPr>
+          <w:rFonts w:ascii="Arial" w:hAnsi="Arial" w:cs="Arial"/>
+          <w:sz w:val="24"/>
+          <w:szCs w:val="24"/>
+        </w:rPr>
+        <w:t>Instead,</w:t>
+      </w:r>
       <w:r>
         <w:rPr>
           <w:rFonts w:ascii="Arial" w:hAnsi="Arial" w:cs="Arial"/>
@@ -6949,25 +6918,16 @@
           <w:rFonts w:ascii="Arial" w:hAnsi="Arial" w:cs="Arial"/>
         </w:rPr>
       </w:pPr>
-      <w:proofErr w:type="gramStart"/>
-      <w:r>
-        <w:rPr>
-          <w:rFonts w:ascii="Arial" w:hAnsi="Arial" w:cs="Arial"/>
-        </w:rPr>
-        <w:t>2.5  The</w:t>
-      </w:r>
-      <w:proofErr w:type="gramEnd"/>
-      <w:r>
-        <w:rPr>
-          <w:rFonts w:ascii="Arial" w:hAnsi="Arial" w:cs="Arial"/>
-        </w:rPr>
-        <w:t xml:space="preserve"> prompt</w:t>
-      </w:r>
-    </w:p>
-    <w:p>
-      <w:pPr>
-        <w:spacing w:before="120" w:after="120" w:line="240" w:lineRule="auto"/>
-        <w:contextualSpacing/>
+      <w:r>
+        <w:rPr>
+          <w:rFonts w:ascii="Arial" w:hAnsi="Arial" w:cs="Arial"/>
+        </w:rPr>
+        <w:t>2.5 The prompt</w:t>
+      </w:r>
+    </w:p>
+    <w:p>
+      <w:pPr>
+        <w:spacing w:before="120" w:after="120" w:line="240" w:lineRule="auto"/>
         <w:jc w:val="both"/>
         <w:rPr>
           <w:rFonts w:ascii="Arial" w:hAnsi="Arial" w:cs="Arial"/>
@@ -7012,6 +6972,9 @@
             <w:bottom w:w="0" w:type="dxa"/>
           </w:tblCellMar>
         </w:tblPrEx>
+        <w:trPr>
+          <w:trHeight w:val="20"/>
+        </w:trPr>
         <w:tc>
           <w:tcPr>
             <w:tcW w:w="2600" w:type="dxa"/>
@@ -7028,12 +6991,12 @@
               <w:bottom w:w="90" w:type="dxa"/>
               <w:right w:w="150" w:type="dxa"/>
             </w:tcMar>
+            <w:vAlign w:val="center"/>
           </w:tcPr>
           <w:p>
             <w:pPr>
               <w:spacing w:before="120" w:after="120" w:line="240" w:lineRule="auto"/>
               <w:contextualSpacing/>
-              <w:jc w:val="both"/>
               <w:rPr>
                 <w:rFonts w:ascii="Arial" w:hAnsi="Arial" w:cs="Arial"/>
                 <w:sz w:val="24"/>
@@ -7069,12 +7032,12 @@
               <w:bottom w:w="90" w:type="dxa"/>
               <w:right w:w="150" w:type="dxa"/>
             </w:tcMar>
+            <w:vAlign w:val="center"/>
           </w:tcPr>
           <w:p>
             <w:pPr>
               <w:spacing w:before="120" w:after="120" w:line="240" w:lineRule="auto"/>
               <w:contextualSpacing/>
-              <w:jc w:val="both"/>
               <w:rPr>
                 <w:rFonts w:ascii="Arial" w:hAnsi="Arial" w:cs="Arial"/>
                 <w:sz w:val="24"/>
@@ -7102,6 +7065,9 @@
             <w:bottom w:w="0" w:type="dxa"/>
           </w:tblCellMar>
         </w:tblPrEx>
+        <w:trPr>
+          <w:trHeight w:val="20"/>
+        </w:trPr>
         <w:tc>
           <w:tcPr>
             <w:tcW w:w="2600" w:type="dxa"/>
@@ -7118,12 +7084,12 @@
               <w:bottom w:w="90" w:type="dxa"/>
               <w:right w:w="150" w:type="dxa"/>
             </w:tcMar>
+            <w:vAlign w:val="center"/>
           </w:tcPr>
           <w:p>
             <w:pPr>
               <w:spacing w:before="120" w:after="120" w:line="240" w:lineRule="auto"/>
               <w:contextualSpacing/>
-              <w:jc w:val="both"/>
               <w:rPr>
                 <w:rFonts w:ascii="Arial" w:hAnsi="Arial" w:cs="Arial"/>
                 <w:sz w:val="24"/>
@@ -7159,12 +7125,12 @@
               <w:bottom w:w="90" w:type="dxa"/>
               <w:right w:w="150" w:type="dxa"/>
             </w:tcMar>
+            <w:vAlign w:val="center"/>
           </w:tcPr>
           <w:p>
             <w:pPr>
               <w:spacing w:before="120" w:after="120" w:line="240" w:lineRule="auto"/>
               <w:contextualSpacing/>
-              <w:jc w:val="both"/>
               <w:rPr>
                 <w:rFonts w:ascii="Arial" w:hAnsi="Arial" w:cs="Arial"/>
                 <w:sz w:val="24"/>
@@ -7210,6 +7176,9 @@
             <w:bottom w:w="0" w:type="dxa"/>
           </w:tblCellMar>
         </w:tblPrEx>
+        <w:trPr>
+          <w:trHeight w:val="20"/>
+        </w:trPr>
         <w:tc>
           <w:tcPr>
             <w:tcW w:w="2600" w:type="dxa"/>
@@ -7226,12 +7195,12 @@
               <w:bottom w:w="90" w:type="dxa"/>
               <w:right w:w="150" w:type="dxa"/>
             </w:tcMar>
+            <w:vAlign w:val="center"/>
           </w:tcPr>
           <w:p>
             <w:pPr>
               <w:spacing w:before="120" w:after="120" w:line="240" w:lineRule="auto"/>
               <w:contextualSpacing/>
-              <w:jc w:val="both"/>
               <w:rPr>
                 <w:rFonts w:ascii="Arial" w:hAnsi="Arial" w:cs="Arial"/>
                 <w:sz w:val="24"/>
@@ -7267,12 +7236,12 @@
               <w:bottom w:w="90" w:type="dxa"/>
               <w:right w:w="150" w:type="dxa"/>
             </w:tcMar>
+            <w:vAlign w:val="center"/>
           </w:tcPr>
           <w:p>
             <w:pPr>
               <w:spacing w:before="120" w:after="120" w:line="240" w:lineRule="auto"/>
               <w:contextualSpacing/>
-              <w:jc w:val="both"/>
               <w:rPr>
                 <w:rFonts w:ascii="Arial" w:hAnsi="Arial" w:cs="Arial"/>
                 <w:sz w:val="24"/>
@@ -7373,19 +7342,11 @@
           <w:rFonts w:ascii="Arial" w:hAnsi="Arial" w:cs="Arial"/>
         </w:rPr>
       </w:pPr>
-      <w:proofErr w:type="gramStart"/>
-      <w:r>
-        <w:rPr>
-          <w:rFonts w:ascii="Arial" w:hAnsi="Arial" w:cs="Arial"/>
-        </w:rPr>
-        <w:t>2.6  Making</w:t>
-      </w:r>
-      <w:proofErr w:type="gramEnd"/>
-      <w:r>
-        <w:rPr>
-          <w:rFonts w:ascii="Arial" w:hAnsi="Arial" w:cs="Arial"/>
-        </w:rPr>
-        <w:t xml:space="preserve"> the call</w:t>
+      <w:r>
+        <w:rPr>
+          <w:rFonts w:ascii="Arial" w:hAnsi="Arial" w:cs="Arial"/>
+        </w:rPr>
+        <w:t>2.6 Making the call</w:t>
       </w:r>
     </w:p>
     <w:p>
@@ -8160,19 +8121,11 @@
           <w:rFonts w:ascii="Arial" w:hAnsi="Arial" w:cs="Arial"/>
         </w:rPr>
       </w:pPr>
-      <w:proofErr w:type="gramStart"/>
-      <w:r>
-        <w:rPr>
-          <w:rFonts w:ascii="Arial" w:hAnsi="Arial" w:cs="Arial"/>
-        </w:rPr>
-        <w:t>2.7  Checking</w:t>
-      </w:r>
-      <w:proofErr w:type="gramEnd"/>
-      <w:r>
-        <w:rPr>
-          <w:rFonts w:ascii="Arial" w:hAnsi="Arial" w:cs="Arial"/>
-        </w:rPr>
-        <w:t xml:space="preserve"> the output</w:t>
+      <w:r>
+        <w:rPr>
+          <w:rFonts w:ascii="Arial" w:hAnsi="Arial" w:cs="Arial"/>
+        </w:rPr>
+        <w:t>2.7 Checking the output</w:t>
       </w:r>
     </w:p>
     <w:p>
@@ -8654,17 +8607,41 @@
                 <w:rFonts w:ascii="Arial" w:hAnsi="Arial" w:cs="Arial"/>
                 <w:b/>
                 <w:bCs/>
-                <w:color w:val="8A5F14"/>
-                <w:sz w:val="24"/>
-                <w:szCs w:val="24"/>
-              </w:rPr>
-              <w:t>IF ASKED</w:t>
+                <w:sz w:val="24"/>
+                <w:szCs w:val="24"/>
+              </w:rPr>
+              <w:t xml:space="preserve">A real example from building this session. </w:t>
+            </w:r>
+            <w:r>
+              <w:rPr>
+                <w:rFonts w:ascii="Arial" w:hAnsi="Arial" w:cs="Arial"/>
+                <w:sz w:val="24"/>
+                <w:szCs w:val="24"/>
+              </w:rPr>
+              <w:t xml:space="preserve">An early run produced nodes reading “no information”, “not part of it” and “not mentioned in this passage”, and one node containing an entire garbled sentence. The model had been given a passage that did not contain what the prompt asked for, and rather than returning nothing it answered </w:t>
+            </w:r>
+            <w:r>
+              <w:rPr>
+                <w:rFonts w:ascii="Arial" w:hAnsi="Arial" w:cs="Arial"/>
+                <w:i/>
+                <w:iCs/>
+                <w:sz w:val="24"/>
+                <w:szCs w:val="24"/>
+              </w:rPr>
+              <w:t>about the passage</w:t>
+            </w:r>
+            <w:r>
+              <w:rPr>
+                <w:rFonts w:ascii="Arial" w:hAnsi="Arial" w:cs="Arial"/>
+                <w:sz w:val="24"/>
+                <w:szCs w:val="24"/>
+              </w:rPr>
+              <w:t>. Those answers became graph nodes.</w:t>
             </w:r>
           </w:p>
           <w:p>
             <w:pPr>
-              <w:spacing w:before="120" w:after="120" w:line="240" w:lineRule="auto"/>
-              <w:contextualSpacing/>
+              <w:spacing w:after="120" w:line="240" w:lineRule="auto"/>
               <w:jc w:val="both"/>
               <w:rPr>
                 <w:rFonts w:ascii="Arial" w:hAnsi="Arial" w:cs="Arial"/>
@@ -8675,64 +8652,15 @@
             <w:r>
               <w:rPr>
                 <w:rFonts w:ascii="Arial" w:hAnsi="Arial" w:cs="Arial"/>
-                <w:b/>
-                <w:bCs/>
-                <w:sz w:val="24"/>
-                <w:szCs w:val="24"/>
-              </w:rPr>
-              <w:t xml:space="preserve">A real example from building this session. </w:t>
-            </w:r>
-            <w:r>
-              <w:rPr>
-                <w:rFonts w:ascii="Arial" w:hAnsi="Arial" w:cs="Arial"/>
-                <w:sz w:val="24"/>
-                <w:szCs w:val="24"/>
-              </w:rPr>
-              <w:t xml:space="preserve">An early run produced nodes reading “no information”, “not part of it” and “not mentioned in this passage”, and one node containing an entire garbled sentence. The model had been given a passage that did not contain what the prompt asked for, and rather than returning nothing it answered </w:t>
-            </w:r>
-            <w:r>
-              <w:rPr>
-                <w:rFonts w:ascii="Arial" w:hAnsi="Arial" w:cs="Arial"/>
-                <w:i/>
-                <w:iCs/>
-                <w:sz w:val="24"/>
-                <w:szCs w:val="24"/>
-              </w:rPr>
-              <w:t>about the passage</w:t>
-            </w:r>
-            <w:r>
-              <w:rPr>
-                <w:rFonts w:ascii="Arial" w:hAnsi="Arial" w:cs="Arial"/>
-                <w:sz w:val="24"/>
-                <w:szCs w:val="24"/>
-              </w:rPr>
-              <w:t>. Those answers became graph nodes.</w:t>
+                <w:sz w:val="24"/>
+                <w:szCs w:val="24"/>
+              </w:rPr>
+              <w:t>Two fixes went in. The prompt now says explicitly that every entity must be a name and that empty lists are acceptable. The graph builder filters entries matching that pattern, along with entity names longer than six words. Both were needed: the prompt reduces the problem, the filter catches what survives.</w:t>
             </w:r>
           </w:p>
           <w:p>
             <w:pPr>
-              <w:spacing w:before="120" w:after="120" w:line="240" w:lineRule="auto"/>
-              <w:contextualSpacing/>
-              <w:jc w:val="both"/>
-              <w:rPr>
-                <w:rFonts w:ascii="Arial" w:hAnsi="Arial" w:cs="Arial"/>
-                <w:sz w:val="24"/>
-                <w:szCs w:val="24"/>
-              </w:rPr>
-            </w:pPr>
-            <w:r>
-              <w:rPr>
-                <w:rFonts w:ascii="Arial" w:hAnsi="Arial" w:cs="Arial"/>
-                <w:sz w:val="24"/>
-                <w:szCs w:val="24"/>
-              </w:rPr>
-              <w:t>Two fixes went in. The prompt now says explicitly that every entity must be a name and that empty lists are acceptable. The graph builder filters entries matching that pattern, along with entity names longer than six words. Both were needed: the prompt reduces the problem, the filter catches what survives.</w:t>
-            </w:r>
-          </w:p>
-          <w:p>
-            <w:pPr>
-              <w:spacing w:before="120" w:after="120" w:line="240" w:lineRule="auto"/>
-              <w:contextualSpacing/>
+              <w:spacing w:before="120" w:line="240" w:lineRule="auto"/>
               <w:jc w:val="both"/>
               <w:rPr>
                 <w:rFonts w:ascii="Arial" w:hAnsi="Arial" w:cs="Arial"/>
@@ -8748,7 +8676,27 @@
                 <w:sz w:val="24"/>
                 <w:szCs w:val="24"/>
               </w:rPr>
-              <w:t xml:space="preserve">Worth telling the room. </w:t>
+              <w:t xml:space="preserve">Worth </w:t>
+            </w:r>
+            <w:r>
+              <w:rPr>
+                <w:rFonts w:ascii="Arial" w:hAnsi="Arial" w:cs="Arial"/>
+                <w:b/>
+                <w:bCs/>
+                <w:sz w:val="24"/>
+                <w:szCs w:val="24"/>
+              </w:rPr>
+              <w:t>noting</w:t>
+            </w:r>
+            <w:r>
+              <w:rPr>
+                <w:rFonts w:ascii="Arial" w:hAnsi="Arial" w:cs="Arial"/>
+                <w:b/>
+                <w:bCs/>
+                <w:sz w:val="24"/>
+                <w:szCs w:val="24"/>
+              </w:rPr>
+              <w:t xml:space="preserve">. </w:t>
             </w:r>
             <w:r>
               <w:rPr>
@@ -8772,19 +8720,11 @@
           <w:rFonts w:ascii="Arial" w:hAnsi="Arial" w:cs="Arial"/>
         </w:rPr>
       </w:pPr>
-      <w:proofErr w:type="gramStart"/>
-      <w:r>
-        <w:rPr>
-          <w:rFonts w:ascii="Arial" w:hAnsi="Arial" w:cs="Arial"/>
-        </w:rPr>
-        <w:t>2.8  Drawing</w:t>
-      </w:r>
-      <w:proofErr w:type="gramEnd"/>
-      <w:r>
-        <w:rPr>
-          <w:rFonts w:ascii="Arial" w:hAnsi="Arial" w:cs="Arial"/>
-        </w:rPr>
-        <w:t xml:space="preserve"> the result</w:t>
+      <w:r>
+        <w:rPr>
+          <w:rFonts w:ascii="Arial" w:hAnsi="Arial" w:cs="Arial"/>
+        </w:rPr>
+        <w:t>2.8 Drawing the result</w:t>
       </w:r>
     </w:p>
     <w:p>
@@ -9704,6 +9644,54 @@
     </w:tbl>
     <w:p>
       <w:pPr>
+        <w:spacing w:line="240" w:lineRule="auto"/>
+        <w:rPr>
+          <w:rFonts w:ascii="Arial" w:hAnsi="Arial" w:cs="Arial"/>
+        </w:rPr>
+      </w:pPr>
+    </w:p>
+    <w:p>
+      <w:pPr>
+        <w:spacing w:line="240" w:lineRule="auto"/>
+        <w:rPr>
+          <w:rFonts w:ascii="Arial" w:hAnsi="Arial" w:cs="Arial"/>
+        </w:rPr>
+      </w:pPr>
+    </w:p>
+    <w:p>
+      <w:pPr>
+        <w:spacing w:line="240" w:lineRule="auto"/>
+        <w:rPr>
+          <w:rFonts w:ascii="Arial" w:hAnsi="Arial" w:cs="Arial"/>
+        </w:rPr>
+      </w:pPr>
+    </w:p>
+    <w:p>
+      <w:pPr>
+        <w:spacing w:line="240" w:lineRule="auto"/>
+        <w:rPr>
+          <w:rFonts w:ascii="Arial" w:hAnsi="Arial" w:cs="Arial"/>
+        </w:rPr>
+      </w:pPr>
+    </w:p>
+    <w:p>
+      <w:pPr>
+        <w:spacing w:line="240" w:lineRule="auto"/>
+        <w:rPr>
+          <w:rFonts w:ascii="Arial" w:hAnsi="Arial" w:cs="Arial"/>
+        </w:rPr>
+      </w:pPr>
+    </w:p>
+    <w:p>
+      <w:pPr>
+        <w:spacing w:line="240" w:lineRule="auto"/>
+        <w:rPr>
+          <w:rFonts w:ascii="Arial" w:hAnsi="Arial" w:cs="Arial"/>
+        </w:rPr>
+      </w:pPr>
+    </w:p>
+    <w:p>
+      <w:pPr>
         <w:pStyle w:val="Heading2"/>
         <w:spacing w:before="120" w:after="120" w:line="240" w:lineRule="auto"/>
         <w:contextualSpacing/>
@@ -9712,19 +9700,11 @@
           <w:rFonts w:ascii="Arial" w:hAnsi="Arial" w:cs="Arial"/>
         </w:rPr>
       </w:pPr>
-      <w:proofErr w:type="gramStart"/>
-      <w:r>
-        <w:rPr>
-          <w:rFonts w:ascii="Arial" w:hAnsi="Arial" w:cs="Arial"/>
-        </w:rPr>
-        <w:t>2.9  The</w:t>
-      </w:r>
-      <w:proofErr w:type="gramEnd"/>
-      <w:r>
-        <w:rPr>
-          <w:rFonts w:ascii="Arial" w:hAnsi="Arial" w:cs="Arial"/>
-        </w:rPr>
-        <w:t xml:space="preserve"> comparison</w:t>
+      <w:r>
+        <w:rPr>
+          <w:rFonts w:ascii="Arial" w:hAnsi="Arial" w:cs="Arial"/>
+        </w:rPr>
+        <w:t>2.9 The comparison</w:t>
       </w:r>
     </w:p>
     <w:tbl>
@@ -9756,6 +9736,9 @@
             <w:bottom w:w="0" w:type="dxa"/>
           </w:tblCellMar>
         </w:tblPrEx>
+        <w:trPr>
+          <w:tblHeader/>
+        </w:trPr>
         <w:tc>
           <w:tcPr>
             <w:tcW w:w="2600" w:type="dxa"/>
@@ -9772,12 +9755,12 @@
               <w:bottom w:w="90" w:type="dxa"/>
               <w:right w:w="150" w:type="dxa"/>
             </w:tcMar>
+            <w:vAlign w:val="center"/>
           </w:tcPr>
           <w:p>
             <w:pPr>
               <w:spacing w:before="120" w:after="120" w:line="240" w:lineRule="auto"/>
               <w:contextualSpacing/>
-              <w:jc w:val="both"/>
               <w:rPr>
                 <w:rFonts w:ascii="Arial" w:hAnsi="Arial" w:cs="Arial"/>
                 <w:sz w:val="24"/>
@@ -9802,12 +9785,12 @@
               <w:bottom w:w="90" w:type="dxa"/>
               <w:right w:w="150" w:type="dxa"/>
             </w:tcMar>
+            <w:vAlign w:val="center"/>
           </w:tcPr>
           <w:p>
             <w:pPr>
               <w:spacing w:before="120" w:after="120" w:line="240" w:lineRule="auto"/>
               <w:contextualSpacing/>
-              <w:jc w:val="both"/>
               <w:rPr>
                 <w:rFonts w:ascii="Arial" w:hAnsi="Arial" w:cs="Arial"/>
                 <w:sz w:val="24"/>
@@ -9843,12 +9826,12 @@
               <w:bottom w:w="90" w:type="dxa"/>
               <w:right w:w="150" w:type="dxa"/>
             </w:tcMar>
+            <w:vAlign w:val="center"/>
           </w:tcPr>
           <w:p>
             <w:pPr>
               <w:spacing w:before="120" w:after="120" w:line="240" w:lineRule="auto"/>
               <w:contextualSpacing/>
-              <w:jc w:val="both"/>
               <w:rPr>
                 <w:rFonts w:ascii="Arial" w:hAnsi="Arial" w:cs="Arial"/>
                 <w:sz w:val="24"/>
@@ -9892,12 +9875,12 @@
               <w:bottom w:w="90" w:type="dxa"/>
               <w:right w:w="150" w:type="dxa"/>
             </w:tcMar>
+            <w:vAlign w:val="center"/>
           </w:tcPr>
           <w:p>
             <w:pPr>
               <w:spacing w:before="120" w:after="120" w:line="240" w:lineRule="auto"/>
               <w:contextualSpacing/>
-              <w:jc w:val="both"/>
               <w:rPr>
                 <w:rFonts w:ascii="Arial" w:hAnsi="Arial" w:cs="Arial"/>
                 <w:sz w:val="24"/>
@@ -9933,12 +9916,12 @@
               <w:bottom w:w="90" w:type="dxa"/>
               <w:right w:w="150" w:type="dxa"/>
             </w:tcMar>
+            <w:vAlign w:val="center"/>
           </w:tcPr>
           <w:p>
             <w:pPr>
               <w:spacing w:before="120" w:after="120" w:line="240" w:lineRule="auto"/>
               <w:contextualSpacing/>
-              <w:jc w:val="both"/>
               <w:rPr>
                 <w:rFonts w:ascii="Arial" w:hAnsi="Arial" w:cs="Arial"/>
                 <w:sz w:val="24"/>
@@ -9972,12 +9955,12 @@
               <w:bottom w:w="90" w:type="dxa"/>
               <w:right w:w="150" w:type="dxa"/>
             </w:tcMar>
+            <w:vAlign w:val="center"/>
           </w:tcPr>
           <w:p>
             <w:pPr>
               <w:spacing w:before="120" w:after="120" w:line="240" w:lineRule="auto"/>
               <w:contextualSpacing/>
-              <w:jc w:val="both"/>
               <w:rPr>
                 <w:rFonts w:ascii="Arial" w:hAnsi="Arial" w:cs="Arial"/>
                 <w:sz w:val="24"/>
@@ -10019,12 +10002,12 @@
               <w:bottom w:w="90" w:type="dxa"/>
               <w:right w:w="150" w:type="dxa"/>
             </w:tcMar>
+            <w:vAlign w:val="center"/>
           </w:tcPr>
           <w:p>
             <w:pPr>
               <w:spacing w:before="120" w:after="120" w:line="240" w:lineRule="auto"/>
               <w:contextualSpacing/>
-              <w:jc w:val="both"/>
               <w:rPr>
                 <w:rFonts w:ascii="Arial" w:hAnsi="Arial" w:cs="Arial"/>
                 <w:sz w:val="24"/>
@@ -10060,12 +10043,12 @@
               <w:bottom w:w="90" w:type="dxa"/>
               <w:right w:w="150" w:type="dxa"/>
             </w:tcMar>
+            <w:vAlign w:val="center"/>
           </w:tcPr>
           <w:p>
             <w:pPr>
               <w:spacing w:before="120" w:after="120" w:line="240" w:lineRule="auto"/>
               <w:contextualSpacing/>
-              <w:jc w:val="both"/>
               <w:rPr>
                 <w:rFonts w:ascii="Arial" w:hAnsi="Arial" w:cs="Arial"/>
                 <w:sz w:val="24"/>
@@ -10099,12 +10082,12 @@
               <w:bottom w:w="90" w:type="dxa"/>
               <w:right w:w="150" w:type="dxa"/>
             </w:tcMar>
+            <w:vAlign w:val="center"/>
           </w:tcPr>
           <w:p>
             <w:pPr>
               <w:spacing w:before="120" w:after="120" w:line="240" w:lineRule="auto"/>
               <w:contextualSpacing/>
-              <w:jc w:val="both"/>
               <w:rPr>
                 <w:rFonts w:ascii="Arial" w:hAnsi="Arial" w:cs="Arial"/>
                 <w:sz w:val="24"/>
@@ -10146,12 +10129,12 @@
               <w:bottom w:w="90" w:type="dxa"/>
               <w:right w:w="150" w:type="dxa"/>
             </w:tcMar>
+            <w:vAlign w:val="center"/>
           </w:tcPr>
           <w:p>
             <w:pPr>
               <w:spacing w:before="120" w:after="120" w:line="240" w:lineRule="auto"/>
               <w:contextualSpacing/>
-              <w:jc w:val="both"/>
               <w:rPr>
                 <w:rFonts w:ascii="Arial" w:hAnsi="Arial" w:cs="Arial"/>
                 <w:sz w:val="24"/>
@@ -10187,12 +10170,12 @@
               <w:bottom w:w="90" w:type="dxa"/>
               <w:right w:w="150" w:type="dxa"/>
             </w:tcMar>
+            <w:vAlign w:val="center"/>
           </w:tcPr>
           <w:p>
             <w:pPr>
               <w:spacing w:before="120" w:after="120" w:line="240" w:lineRule="auto"/>
               <w:contextualSpacing/>
-              <w:jc w:val="both"/>
               <w:rPr>
                 <w:rFonts w:ascii="Arial" w:hAnsi="Arial" w:cs="Arial"/>
                 <w:sz w:val="24"/>
@@ -10226,12 +10209,12 @@
               <w:bottom w:w="90" w:type="dxa"/>
               <w:right w:w="150" w:type="dxa"/>
             </w:tcMar>
+            <w:vAlign w:val="center"/>
           </w:tcPr>
           <w:p>
             <w:pPr>
               <w:spacing w:before="120" w:after="120" w:line="240" w:lineRule="auto"/>
               <w:contextualSpacing/>
-              <w:jc w:val="both"/>
               <w:rPr>
                 <w:rFonts w:ascii="Arial" w:hAnsi="Arial" w:cs="Arial"/>
                 <w:sz w:val="24"/>
@@ -10273,12 +10256,12 @@
               <w:bottom w:w="90" w:type="dxa"/>
               <w:right w:w="150" w:type="dxa"/>
             </w:tcMar>
+            <w:vAlign w:val="center"/>
           </w:tcPr>
           <w:p>
             <w:pPr>
               <w:spacing w:before="120" w:after="120" w:line="240" w:lineRule="auto"/>
               <w:contextualSpacing/>
-              <w:jc w:val="both"/>
               <w:rPr>
                 <w:rFonts w:ascii="Arial" w:hAnsi="Arial" w:cs="Arial"/>
                 <w:sz w:val="24"/>
@@ -10314,12 +10297,12 @@
               <w:bottom w:w="90" w:type="dxa"/>
               <w:right w:w="150" w:type="dxa"/>
             </w:tcMar>
+            <w:vAlign w:val="center"/>
           </w:tcPr>
           <w:p>
             <w:pPr>
               <w:spacing w:before="120" w:after="120" w:line="240" w:lineRule="auto"/>
               <w:contextualSpacing/>
-              <w:jc w:val="both"/>
               <w:rPr>
                 <w:rFonts w:ascii="Arial" w:hAnsi="Arial" w:cs="Arial"/>
                 <w:sz w:val="24"/>
@@ -10353,12 +10336,12 @@
               <w:bottom w:w="90" w:type="dxa"/>
               <w:right w:w="150" w:type="dxa"/>
             </w:tcMar>
+            <w:vAlign w:val="center"/>
           </w:tcPr>
           <w:p>
             <w:pPr>
               <w:spacing w:before="120" w:after="120" w:line="240" w:lineRule="auto"/>
               <w:contextualSpacing/>
-              <w:jc w:val="both"/>
               <w:rPr>
                 <w:rFonts w:ascii="Arial" w:hAnsi="Arial" w:cs="Arial"/>
                 <w:sz w:val="24"/>
@@ -10411,12 +10394,12 @@
               <w:bottom w:w="90" w:type="dxa"/>
               <w:right w:w="150" w:type="dxa"/>
             </w:tcMar>
+            <w:vAlign w:val="center"/>
           </w:tcPr>
           <w:p>
             <w:pPr>
               <w:spacing w:before="120" w:after="120" w:line="240" w:lineRule="auto"/>
               <w:contextualSpacing/>
-              <w:jc w:val="both"/>
               <w:rPr>
                 <w:rFonts w:ascii="Arial" w:hAnsi="Arial" w:cs="Arial"/>
                 <w:sz w:val="24"/>
@@ -10452,12 +10435,12 @@
               <w:bottom w:w="90" w:type="dxa"/>
               <w:right w:w="150" w:type="dxa"/>
             </w:tcMar>
+            <w:vAlign w:val="center"/>
           </w:tcPr>
           <w:p>
             <w:pPr>
               <w:spacing w:before="120" w:after="120" w:line="240" w:lineRule="auto"/>
               <w:contextualSpacing/>
-              <w:jc w:val="both"/>
               <w:rPr>
                 <w:rFonts w:ascii="Arial" w:hAnsi="Arial" w:cs="Arial"/>
                 <w:sz w:val="24"/>
@@ -10491,12 +10474,12 @@
               <w:bottom w:w="90" w:type="dxa"/>
               <w:right w:w="150" w:type="dxa"/>
             </w:tcMar>
+            <w:vAlign w:val="center"/>
           </w:tcPr>
           <w:p>
             <w:pPr>
               <w:spacing w:before="120" w:after="120" w:line="240" w:lineRule="auto"/>
               <w:contextualSpacing/>
-              <w:jc w:val="both"/>
               <w:rPr>
                 <w:rFonts w:ascii="Arial" w:hAnsi="Arial" w:cs="Arial"/>
                 <w:sz w:val="24"/>
@@ -10538,12 +10521,12 @@
               <w:bottom w:w="90" w:type="dxa"/>
               <w:right w:w="150" w:type="dxa"/>
             </w:tcMar>
+            <w:vAlign w:val="center"/>
           </w:tcPr>
           <w:p>
             <w:pPr>
               <w:spacing w:before="120" w:after="120" w:line="240" w:lineRule="auto"/>
               <w:contextualSpacing/>
-              <w:jc w:val="both"/>
               <w:rPr>
                 <w:rFonts w:ascii="Arial" w:hAnsi="Arial" w:cs="Arial"/>
                 <w:sz w:val="24"/>
@@ -10579,12 +10562,12 @@
               <w:bottom w:w="90" w:type="dxa"/>
               <w:right w:w="150" w:type="dxa"/>
             </w:tcMar>
+            <w:vAlign w:val="center"/>
           </w:tcPr>
           <w:p>
             <w:pPr>
               <w:spacing w:before="120" w:after="120" w:line="240" w:lineRule="auto"/>
               <w:contextualSpacing/>
-              <w:jc w:val="both"/>
               <w:rPr>
                 <w:rFonts w:ascii="Arial" w:hAnsi="Arial" w:cs="Arial"/>
                 <w:sz w:val="24"/>
@@ -10618,12 +10601,12 @@
               <w:bottom w:w="90" w:type="dxa"/>
               <w:right w:w="150" w:type="dxa"/>
             </w:tcMar>
+            <w:vAlign w:val="center"/>
           </w:tcPr>
           <w:p>
             <w:pPr>
               <w:spacing w:before="120" w:after="120" w:line="240" w:lineRule="auto"/>
               <w:contextualSpacing/>
-              <w:jc w:val="both"/>
               <w:rPr>
                 <w:rFonts w:ascii="Arial" w:hAnsi="Arial" w:cs="Arial"/>
                 <w:sz w:val="24"/>
@@ -10679,7 +10662,6 @@
       <w:pPr>
         <w:pStyle w:val="Heading3"/>
         <w:spacing w:before="120" w:after="120" w:line="240" w:lineRule="auto"/>
-        <w:contextualSpacing/>
         <w:jc w:val="both"/>
         <w:rPr>
           <w:rFonts w:ascii="Arial" w:hAnsi="Arial" w:cs="Arial"/>
@@ -10736,28 +10718,8 @@
     </w:p>
     <w:p>
       <w:pPr>
-        <w:spacing w:before="120" w:after="120" w:line="240" w:lineRule="auto"/>
-        <w:contextualSpacing/>
-        <w:jc w:val="both"/>
-        <w:rPr>
-          <w:rFonts w:ascii="Arial" w:hAnsi="Arial" w:cs="Arial"/>
-          <w:sz w:val="24"/>
-          <w:szCs w:val="24"/>
-        </w:rPr>
-      </w:pPr>
-      <w:r>
-        <w:rPr>
-          <w:rFonts w:ascii="Arial" w:hAnsi="Arial" w:cs="Arial"/>
-          <w:sz w:val="24"/>
-          <w:szCs w:val="24"/>
-        </w:rPr>
-        <w:br w:type="page"/>
-      </w:r>
-    </w:p>
-    <w:p>
-      <w:pPr>
         <w:pStyle w:val="Heading1"/>
-        <w:spacing w:before="120" w:after="120" w:line="240" w:lineRule="auto"/>
+        <w:spacing w:before="240" w:after="120" w:line="240" w:lineRule="auto"/>
         <w:contextualSpacing/>
         <w:jc w:val="both"/>
         <w:rPr>
@@ -10785,19 +10747,11 @@
           <w:rFonts w:ascii="Arial" w:hAnsi="Arial" w:cs="Arial"/>
         </w:rPr>
       </w:pPr>
-      <w:proofErr w:type="gramStart"/>
-      <w:r>
-        <w:rPr>
-          <w:rFonts w:ascii="Arial" w:hAnsi="Arial" w:cs="Arial"/>
-        </w:rPr>
-        <w:t>3.1  What</w:t>
-      </w:r>
-      <w:proofErr w:type="gramEnd"/>
-      <w:r>
-        <w:rPr>
-          <w:rFonts w:ascii="Arial" w:hAnsi="Arial" w:cs="Arial"/>
-        </w:rPr>
-        <w:t xml:space="preserve"> a topic model does</w:t>
+      <w:r>
+        <w:rPr>
+          <w:rFonts w:ascii="Arial" w:hAnsi="Arial" w:cs="Arial"/>
+        </w:rPr>
+        <w:t>3.1 What a topic model does</w:t>
       </w:r>
     </w:p>
     <w:p>
@@ -10963,27 +10917,99 @@
     </w:p>
     <w:p>
       <w:pPr>
+        <w:spacing w:line="240" w:lineRule="auto"/>
+        <w:rPr>
+          <w:rFonts w:ascii="Arial" w:hAnsi="Arial" w:cs="Arial"/>
+        </w:rPr>
+      </w:pPr>
+    </w:p>
+    <w:p>
+      <w:pPr>
+        <w:spacing w:line="240" w:lineRule="auto"/>
+        <w:rPr>
+          <w:rFonts w:ascii="Arial" w:hAnsi="Arial" w:cs="Arial"/>
+        </w:rPr>
+      </w:pPr>
+    </w:p>
+    <w:p>
+      <w:pPr>
+        <w:spacing w:line="240" w:lineRule="auto"/>
+        <w:rPr>
+          <w:rFonts w:ascii="Arial" w:hAnsi="Arial" w:cs="Arial"/>
+        </w:rPr>
+      </w:pPr>
+    </w:p>
+    <w:p>
+      <w:pPr>
+        <w:spacing w:line="240" w:lineRule="auto"/>
+        <w:rPr>
+          <w:rFonts w:ascii="Arial" w:hAnsi="Arial" w:cs="Arial"/>
+        </w:rPr>
+      </w:pPr>
+    </w:p>
+    <w:p>
+      <w:pPr>
+        <w:spacing w:line="240" w:lineRule="auto"/>
+        <w:rPr>
+          <w:rFonts w:ascii="Arial" w:hAnsi="Arial" w:cs="Arial"/>
+        </w:rPr>
+      </w:pPr>
+    </w:p>
+    <w:p>
+      <w:pPr>
+        <w:spacing w:line="240" w:lineRule="auto"/>
+        <w:rPr>
+          <w:rFonts w:ascii="Arial" w:hAnsi="Arial" w:cs="Arial"/>
+        </w:rPr>
+      </w:pPr>
+    </w:p>
+    <w:p>
+      <w:pPr>
+        <w:spacing w:line="240" w:lineRule="auto"/>
+        <w:rPr>
+          <w:rFonts w:ascii="Arial" w:hAnsi="Arial" w:cs="Arial"/>
+        </w:rPr>
+      </w:pPr>
+    </w:p>
+    <w:p>
+      <w:pPr>
+        <w:spacing w:line="240" w:lineRule="auto"/>
+        <w:rPr>
+          <w:rFonts w:ascii="Arial" w:hAnsi="Arial" w:cs="Arial"/>
+        </w:rPr>
+      </w:pPr>
+    </w:p>
+    <w:p>
+      <w:pPr>
+        <w:spacing w:line="240" w:lineRule="auto"/>
+        <w:rPr>
+          <w:rFonts w:ascii="Arial" w:hAnsi="Arial" w:cs="Arial"/>
+        </w:rPr>
+      </w:pPr>
+    </w:p>
+    <w:p>
+      <w:pPr>
+        <w:spacing w:line="240" w:lineRule="auto"/>
+        <w:rPr>
+          <w:rFonts w:ascii="Arial" w:hAnsi="Arial" w:cs="Arial"/>
+        </w:rPr>
+      </w:pPr>
+    </w:p>
+    <w:p>
+      <w:pPr>
         <w:pStyle w:val="Heading2"/>
-        <w:spacing w:before="120" w:after="120" w:line="240" w:lineRule="auto"/>
-        <w:contextualSpacing/>
-        <w:jc w:val="both"/>
-        <w:rPr>
-          <w:rFonts w:ascii="Arial" w:hAnsi="Arial" w:cs="Arial"/>
-        </w:rPr>
-      </w:pPr>
-      <w:proofErr w:type="gramStart"/>
-      <w:r>
-        <w:rPr>
-          <w:rFonts w:ascii="Arial" w:hAnsi="Arial" w:cs="Arial"/>
-        </w:rPr>
-        <w:t>3.2  The</w:t>
-      </w:r>
-      <w:proofErr w:type="gramEnd"/>
-      <w:r>
-        <w:rPr>
-          <w:rFonts w:ascii="Arial" w:hAnsi="Arial" w:cs="Arial"/>
-        </w:rPr>
-        <w:t xml:space="preserve"> vocabulary</w:t>
+        <w:spacing w:before="240" w:after="120" w:line="240" w:lineRule="auto"/>
+        <w:contextualSpacing/>
+        <w:jc w:val="both"/>
+        <w:rPr>
+          <w:rFonts w:ascii="Arial" w:hAnsi="Arial" w:cs="Arial"/>
+        </w:rPr>
+      </w:pPr>
+      <w:r>
+        <w:rPr>
+          <w:rFonts w:ascii="Arial" w:hAnsi="Arial" w:cs="Arial"/>
+        </w:rPr>
+        <w:t>3.2 The vocabulary</w:t>
       </w:r>
     </w:p>
     <w:tbl>
@@ -11014,6 +11040,10 @@
             <w:bottom w:w="0" w:type="dxa"/>
           </w:tblCellMar>
         </w:tblPrEx>
+        <w:trPr>
+          <w:trHeight w:val="20"/>
+          <w:tblHeader/>
+        </w:trPr>
         <w:tc>
           <w:tcPr>
             <w:tcW w:w="2600" w:type="dxa"/>
@@ -11030,12 +11060,11 @@
               <w:bottom w:w="90" w:type="dxa"/>
               <w:right w:w="150" w:type="dxa"/>
             </w:tcMar>
+            <w:vAlign w:val="center"/>
           </w:tcPr>
           <w:p>
             <w:pPr>
-              <w:spacing w:before="120" w:after="120" w:line="240" w:lineRule="auto"/>
-              <w:contextualSpacing/>
-              <w:jc w:val="both"/>
+              <w:spacing w:line="240" w:lineRule="auto"/>
               <w:rPr>
                 <w:rFonts w:ascii="Arial" w:hAnsi="Arial" w:cs="Arial"/>
                 <w:sz w:val="24"/>
@@ -11071,12 +11100,11 @@
               <w:bottom w:w="90" w:type="dxa"/>
               <w:right w:w="150" w:type="dxa"/>
             </w:tcMar>
+            <w:vAlign w:val="center"/>
           </w:tcPr>
           <w:p>
             <w:pPr>
-              <w:spacing w:before="120" w:after="120" w:line="240" w:lineRule="auto"/>
-              <w:contextualSpacing/>
-              <w:jc w:val="both"/>
+              <w:spacing w:line="240" w:lineRule="auto"/>
               <w:rPr>
                 <w:rFonts w:ascii="Arial" w:hAnsi="Arial" w:cs="Arial"/>
                 <w:sz w:val="24"/>
@@ -11104,6 +11132,10 @@
             <w:bottom w:w="0" w:type="dxa"/>
           </w:tblCellMar>
         </w:tblPrEx>
+        <w:trPr>
+          <w:trHeight w:val="20"/>
+          <w:tblHeader/>
+        </w:trPr>
         <w:tc>
           <w:tcPr>
             <w:tcW w:w="2600" w:type="dxa"/>
@@ -11120,12 +11152,11 @@
               <w:bottom w:w="90" w:type="dxa"/>
               <w:right w:w="150" w:type="dxa"/>
             </w:tcMar>
+            <w:vAlign w:val="center"/>
           </w:tcPr>
           <w:p>
             <w:pPr>
-              <w:spacing w:before="120" w:after="120" w:line="240" w:lineRule="auto"/>
-              <w:contextualSpacing/>
-              <w:jc w:val="both"/>
+              <w:spacing w:line="240" w:lineRule="auto"/>
               <w:rPr>
                 <w:rFonts w:ascii="Arial" w:hAnsi="Arial" w:cs="Arial"/>
                 <w:sz w:val="24"/>
@@ -11161,12 +11192,11 @@
               <w:bottom w:w="90" w:type="dxa"/>
               <w:right w:w="150" w:type="dxa"/>
             </w:tcMar>
+            <w:vAlign w:val="center"/>
           </w:tcPr>
           <w:p>
             <w:pPr>
-              <w:spacing w:before="120" w:after="120" w:line="240" w:lineRule="auto"/>
-              <w:contextualSpacing/>
-              <w:jc w:val="both"/>
+              <w:spacing w:line="240" w:lineRule="auto"/>
               <w:rPr>
                 <w:rFonts w:ascii="Arial" w:hAnsi="Arial" w:cs="Arial"/>
                 <w:sz w:val="24"/>
@@ -11192,6 +11222,10 @@
             <w:bottom w:w="0" w:type="dxa"/>
           </w:tblCellMar>
         </w:tblPrEx>
+        <w:trPr>
+          <w:trHeight w:val="20"/>
+          <w:tblHeader/>
+        </w:trPr>
         <w:tc>
           <w:tcPr>
             <w:tcW w:w="2600" w:type="dxa"/>
@@ -11208,12 +11242,11 @@
               <w:bottom w:w="90" w:type="dxa"/>
               <w:right w:w="150" w:type="dxa"/>
             </w:tcMar>
+            <w:vAlign w:val="center"/>
           </w:tcPr>
           <w:p>
             <w:pPr>
-              <w:spacing w:before="120" w:after="120" w:line="240" w:lineRule="auto"/>
-              <w:contextualSpacing/>
-              <w:jc w:val="both"/>
+              <w:spacing w:line="240" w:lineRule="auto"/>
               <w:rPr>
                 <w:rFonts w:ascii="Arial" w:hAnsi="Arial" w:cs="Arial"/>
                 <w:sz w:val="24"/>
@@ -11249,12 +11282,11 @@
               <w:bottom w:w="90" w:type="dxa"/>
               <w:right w:w="150" w:type="dxa"/>
             </w:tcMar>
+            <w:vAlign w:val="center"/>
           </w:tcPr>
           <w:p>
             <w:pPr>
-              <w:spacing w:before="120" w:after="120" w:line="240" w:lineRule="auto"/>
-              <w:contextualSpacing/>
-              <w:jc w:val="both"/>
+              <w:spacing w:line="240" w:lineRule="auto"/>
               <w:rPr>
                 <w:rFonts w:ascii="Arial" w:hAnsi="Arial" w:cs="Arial"/>
                 <w:sz w:val="24"/>
@@ -11280,6 +11312,10 @@
             <w:bottom w:w="0" w:type="dxa"/>
           </w:tblCellMar>
         </w:tblPrEx>
+        <w:trPr>
+          <w:trHeight w:val="20"/>
+          <w:tblHeader/>
+        </w:trPr>
         <w:tc>
           <w:tcPr>
             <w:tcW w:w="2600" w:type="dxa"/>
@@ -11296,12 +11332,11 @@
               <w:bottom w:w="90" w:type="dxa"/>
               <w:right w:w="150" w:type="dxa"/>
             </w:tcMar>
+            <w:vAlign w:val="center"/>
           </w:tcPr>
           <w:p>
             <w:pPr>
-              <w:spacing w:before="120" w:after="120" w:line="240" w:lineRule="auto"/>
-              <w:contextualSpacing/>
-              <w:jc w:val="both"/>
+              <w:spacing w:line="240" w:lineRule="auto"/>
               <w:rPr>
                 <w:rFonts w:ascii="Arial" w:hAnsi="Arial" w:cs="Arial"/>
                 <w:sz w:val="24"/>
@@ -11337,12 +11372,11 @@
               <w:bottom w:w="90" w:type="dxa"/>
               <w:right w:w="150" w:type="dxa"/>
             </w:tcMar>
+            <w:vAlign w:val="center"/>
           </w:tcPr>
           <w:p>
             <w:pPr>
-              <w:spacing w:before="120" w:after="120" w:line="240" w:lineRule="auto"/>
-              <w:contextualSpacing/>
-              <w:jc w:val="both"/>
+              <w:spacing w:line="240" w:lineRule="auto"/>
               <w:rPr>
                 <w:rFonts w:ascii="Arial" w:hAnsi="Arial" w:cs="Arial"/>
                 <w:sz w:val="24"/>
@@ -11368,6 +11402,10 @@
             <w:bottom w:w="0" w:type="dxa"/>
           </w:tblCellMar>
         </w:tblPrEx>
+        <w:trPr>
+          <w:trHeight w:val="20"/>
+          <w:tblHeader/>
+        </w:trPr>
         <w:tc>
           <w:tcPr>
             <w:tcW w:w="2600" w:type="dxa"/>
@@ -11384,12 +11422,11 @@
               <w:bottom w:w="90" w:type="dxa"/>
               <w:right w:w="150" w:type="dxa"/>
             </w:tcMar>
+            <w:vAlign w:val="center"/>
           </w:tcPr>
           <w:p>
             <w:pPr>
-              <w:spacing w:before="120" w:after="120" w:line="240" w:lineRule="auto"/>
-              <w:contextualSpacing/>
-              <w:jc w:val="both"/>
+              <w:spacing w:line="240" w:lineRule="auto"/>
               <w:rPr>
                 <w:rFonts w:ascii="Arial" w:hAnsi="Arial" w:cs="Arial"/>
                 <w:sz w:val="24"/>
@@ -11425,12 +11462,11 @@
               <w:bottom w:w="90" w:type="dxa"/>
               <w:right w:w="150" w:type="dxa"/>
             </w:tcMar>
+            <w:vAlign w:val="center"/>
           </w:tcPr>
           <w:p>
             <w:pPr>
-              <w:spacing w:before="120" w:after="120" w:line="240" w:lineRule="auto"/>
-              <w:contextualSpacing/>
-              <w:jc w:val="both"/>
+              <w:spacing w:line="240" w:lineRule="auto"/>
               <w:rPr>
                 <w:rFonts w:ascii="Arial" w:hAnsi="Arial" w:cs="Arial"/>
                 <w:sz w:val="24"/>
@@ -11456,6 +11492,10 @@
             <w:bottom w:w="0" w:type="dxa"/>
           </w:tblCellMar>
         </w:tblPrEx>
+        <w:trPr>
+          <w:trHeight w:val="20"/>
+          <w:tblHeader/>
+        </w:trPr>
         <w:tc>
           <w:tcPr>
             <w:tcW w:w="2600" w:type="dxa"/>
@@ -11472,12 +11512,11 @@
               <w:bottom w:w="90" w:type="dxa"/>
               <w:right w:w="150" w:type="dxa"/>
             </w:tcMar>
+            <w:vAlign w:val="center"/>
           </w:tcPr>
           <w:p>
             <w:pPr>
-              <w:spacing w:before="120" w:after="120" w:line="240" w:lineRule="auto"/>
-              <w:contextualSpacing/>
-              <w:jc w:val="both"/>
+              <w:spacing w:line="240" w:lineRule="auto"/>
               <w:rPr>
                 <w:rFonts w:ascii="Arial" w:hAnsi="Arial" w:cs="Arial"/>
                 <w:sz w:val="24"/>
@@ -11513,12 +11552,11 @@
               <w:bottom w:w="90" w:type="dxa"/>
               <w:right w:w="150" w:type="dxa"/>
             </w:tcMar>
+            <w:vAlign w:val="center"/>
           </w:tcPr>
           <w:p>
             <w:pPr>
-              <w:spacing w:before="120" w:after="120" w:line="240" w:lineRule="auto"/>
-              <w:contextualSpacing/>
-              <w:jc w:val="both"/>
+              <w:spacing w:line="240" w:lineRule="auto"/>
               <w:rPr>
                 <w:rFonts w:ascii="Arial" w:hAnsi="Arial" w:cs="Arial"/>
                 <w:sz w:val="24"/>
@@ -11544,6 +11582,10 @@
             <w:bottom w:w="0" w:type="dxa"/>
           </w:tblCellMar>
         </w:tblPrEx>
+        <w:trPr>
+          <w:trHeight w:val="20"/>
+          <w:tblHeader/>
+        </w:trPr>
         <w:tc>
           <w:tcPr>
             <w:tcW w:w="2600" w:type="dxa"/>
@@ -11560,12 +11602,11 @@
               <w:bottom w:w="90" w:type="dxa"/>
               <w:right w:w="150" w:type="dxa"/>
             </w:tcMar>
+            <w:vAlign w:val="center"/>
           </w:tcPr>
           <w:p>
             <w:pPr>
-              <w:spacing w:before="120" w:after="120" w:line="240" w:lineRule="auto"/>
-              <w:contextualSpacing/>
-              <w:jc w:val="both"/>
+              <w:spacing w:line="240" w:lineRule="auto"/>
               <w:rPr>
                 <w:rFonts w:ascii="Arial" w:hAnsi="Arial" w:cs="Arial"/>
                 <w:sz w:val="24"/>
@@ -11601,12 +11642,11 @@
               <w:bottom w:w="90" w:type="dxa"/>
               <w:right w:w="150" w:type="dxa"/>
             </w:tcMar>
+            <w:vAlign w:val="center"/>
           </w:tcPr>
           <w:p>
             <w:pPr>
-              <w:spacing w:before="120" w:after="120" w:line="240" w:lineRule="auto"/>
-              <w:contextualSpacing/>
-              <w:jc w:val="both"/>
+              <w:spacing w:line="240" w:lineRule="auto"/>
               <w:rPr>
                 <w:rFonts w:ascii="Arial" w:hAnsi="Arial" w:cs="Arial"/>
                 <w:sz w:val="24"/>
@@ -11632,6 +11672,10 @@
             <w:bottom w:w="0" w:type="dxa"/>
           </w:tblCellMar>
         </w:tblPrEx>
+        <w:trPr>
+          <w:trHeight w:val="20"/>
+          <w:tblHeader/>
+        </w:trPr>
         <w:tc>
           <w:tcPr>
             <w:tcW w:w="2600" w:type="dxa"/>
@@ -11648,12 +11692,11 @@
               <w:bottom w:w="90" w:type="dxa"/>
               <w:right w:w="150" w:type="dxa"/>
             </w:tcMar>
+            <w:vAlign w:val="center"/>
           </w:tcPr>
           <w:p>
             <w:pPr>
-              <w:spacing w:before="120" w:after="120" w:line="240" w:lineRule="auto"/>
-              <w:contextualSpacing/>
-              <w:jc w:val="both"/>
+              <w:spacing w:line="240" w:lineRule="auto"/>
               <w:rPr>
                 <w:rFonts w:ascii="Arial" w:hAnsi="Arial" w:cs="Arial"/>
                 <w:sz w:val="24"/>
@@ -11689,12 +11732,11 @@
               <w:bottom w:w="90" w:type="dxa"/>
               <w:right w:w="150" w:type="dxa"/>
             </w:tcMar>
+            <w:vAlign w:val="center"/>
           </w:tcPr>
           <w:p>
             <w:pPr>
-              <w:spacing w:before="120" w:after="120" w:line="240" w:lineRule="auto"/>
-              <w:contextualSpacing/>
-              <w:jc w:val="both"/>
+              <w:spacing w:line="240" w:lineRule="auto"/>
               <w:rPr>
                 <w:rFonts w:ascii="Arial" w:hAnsi="Arial" w:cs="Arial"/>
                 <w:sz w:val="24"/>
@@ -11720,6 +11762,10 @@
             <w:bottom w:w="0" w:type="dxa"/>
           </w:tblCellMar>
         </w:tblPrEx>
+        <w:trPr>
+          <w:trHeight w:val="20"/>
+          <w:tblHeader/>
+        </w:trPr>
         <w:tc>
           <w:tcPr>
             <w:tcW w:w="2600" w:type="dxa"/>
@@ -11736,12 +11782,11 @@
               <w:bottom w:w="90" w:type="dxa"/>
               <w:right w:w="150" w:type="dxa"/>
             </w:tcMar>
+            <w:vAlign w:val="center"/>
           </w:tcPr>
           <w:p>
             <w:pPr>
-              <w:spacing w:before="120" w:after="120" w:line="240" w:lineRule="auto"/>
-              <w:contextualSpacing/>
-              <w:jc w:val="both"/>
+              <w:spacing w:line="240" w:lineRule="auto"/>
               <w:rPr>
                 <w:rFonts w:ascii="Arial" w:hAnsi="Arial" w:cs="Arial"/>
                 <w:sz w:val="24"/>
@@ -11777,12 +11822,11 @@
               <w:bottom w:w="90" w:type="dxa"/>
               <w:right w:w="150" w:type="dxa"/>
             </w:tcMar>
+            <w:vAlign w:val="center"/>
           </w:tcPr>
           <w:p>
             <w:pPr>
-              <w:spacing w:before="120" w:after="120" w:line="240" w:lineRule="auto"/>
-              <w:contextualSpacing/>
-              <w:jc w:val="both"/>
+              <w:spacing w:line="240" w:lineRule="auto"/>
               <w:rPr>
                 <w:rFonts w:ascii="Arial" w:hAnsi="Arial" w:cs="Arial"/>
                 <w:sz w:val="24"/>
@@ -11832,19 +11876,11 @@
           <w:rFonts w:ascii="Arial" w:hAnsi="Arial" w:cs="Arial"/>
         </w:rPr>
       </w:pPr>
-      <w:proofErr w:type="gramStart"/>
-      <w:r>
-        <w:rPr>
-          <w:rFonts w:ascii="Arial" w:hAnsi="Arial" w:cs="Arial"/>
-        </w:rPr>
-        <w:t>3.3  Preparing</w:t>
-      </w:r>
-      <w:proofErr w:type="gramEnd"/>
-      <w:r>
-        <w:rPr>
-          <w:rFonts w:ascii="Arial" w:hAnsi="Arial" w:cs="Arial"/>
-        </w:rPr>
-        <w:t xml:space="preserve"> the text</w:t>
+      <w:r>
+        <w:rPr>
+          <w:rFonts w:ascii="Arial" w:hAnsi="Arial" w:cs="Arial"/>
+        </w:rPr>
+        <w:t>3.3 Preparing the text</w:t>
       </w:r>
     </w:p>
     <w:p>
@@ -12381,7 +12417,6 @@
     <w:p>
       <w:pPr>
         <w:spacing w:before="120" w:after="120" w:line="240" w:lineRule="auto"/>
-        <w:contextualSpacing/>
         <w:jc w:val="both"/>
         <w:rPr>
           <w:rFonts w:ascii="Arial" w:hAnsi="Arial" w:cs="Arial"/>
@@ -12505,25 +12540,16 @@
           <w:rFonts w:ascii="Arial" w:hAnsi="Arial" w:cs="Arial"/>
         </w:rPr>
       </w:pPr>
-      <w:proofErr w:type="gramStart"/>
-      <w:r>
-        <w:rPr>
-          <w:rFonts w:ascii="Arial" w:hAnsi="Arial" w:cs="Arial"/>
-        </w:rPr>
-        <w:t>3.4  The</w:t>
-      </w:r>
-      <w:proofErr w:type="gramEnd"/>
-      <w:r>
-        <w:rPr>
-          <w:rFonts w:ascii="Arial" w:hAnsi="Arial" w:cs="Arial"/>
-        </w:rPr>
-        <w:t xml:space="preserve"> step that matters most: chunking</w:t>
-      </w:r>
-    </w:p>
-    <w:p>
-      <w:pPr>
-        <w:spacing w:before="120" w:after="120" w:line="240" w:lineRule="auto"/>
-        <w:contextualSpacing/>
+      <w:r>
+        <w:rPr>
+          <w:rFonts w:ascii="Arial" w:hAnsi="Arial" w:cs="Arial"/>
+        </w:rPr>
+        <w:t>3.4 The step that matters most: chunking</w:t>
+      </w:r>
+    </w:p>
+    <w:p>
+      <w:pPr>
+        <w:spacing w:before="120" w:after="120" w:line="240" w:lineRule="auto"/>
         <w:jc w:val="both"/>
         <w:rPr>
           <w:rFonts w:ascii="Arial" w:hAnsi="Arial" w:cs="Arial"/>
@@ -12553,7 +12579,6 @@
     <w:p>
       <w:pPr>
         <w:spacing w:before="120" w:after="120" w:line="240" w:lineRule="auto"/>
-        <w:contextualSpacing/>
         <w:jc w:val="both"/>
         <w:rPr>
           <w:rFonts w:ascii="Arial" w:hAnsi="Arial" w:cs="Arial"/>
@@ -12569,6 +12594,28 @@
         </w:rPr>
         <w:t>The fix is more, shorter documents. Each yearly snapshot is cut into pieces of about three hundred words, and every piece keeps its year.</w:t>
       </w:r>
+    </w:p>
+    <w:p>
+      <w:pPr>
+        <w:spacing w:before="120" w:after="120" w:line="240" w:lineRule="auto"/>
+        <w:jc w:val="both"/>
+        <w:rPr>
+          <w:rFonts w:ascii="Arial" w:hAnsi="Arial" w:cs="Arial"/>
+          <w:sz w:val="24"/>
+          <w:szCs w:val="24"/>
+        </w:rPr>
+      </w:pPr>
+    </w:p>
+    <w:p>
+      <w:pPr>
+        <w:spacing w:before="120" w:after="120" w:line="240" w:lineRule="auto"/>
+        <w:jc w:val="both"/>
+        <w:rPr>
+          <w:rFonts w:ascii="Arial" w:hAnsi="Arial" w:cs="Arial"/>
+          <w:sz w:val="24"/>
+          <w:szCs w:val="24"/>
+        </w:rPr>
+      </w:pPr>
     </w:p>
     <w:p>
       <w:pPr>
@@ -14067,7 +14114,6 @@
     <w:p>
       <w:pPr>
         <w:spacing w:before="120" w:after="120" w:line="240" w:lineRule="auto"/>
-        <w:contextualSpacing/>
         <w:jc w:val="both"/>
         <w:rPr>
           <w:rFonts w:ascii="Arial" w:hAnsi="Arial" w:cs="Arial"/>
@@ -14125,7 +14171,6 @@
     <w:p>
       <w:pPr>
         <w:spacing w:before="120" w:after="120" w:line="240" w:lineRule="auto"/>
-        <w:contextualSpacing/>
         <w:jc w:val="both"/>
         <w:rPr>
           <w:rFonts w:ascii="Arial" w:hAnsi="Arial" w:cs="Arial"/>
@@ -14210,7 +14255,6 @@
     <w:p>
       <w:pPr>
         <w:spacing w:before="120" w:after="120" w:line="240" w:lineRule="auto"/>
-        <w:contextualSpacing/>
         <w:jc w:val="both"/>
         <w:rPr>
           <w:rFonts w:ascii="Arial" w:hAnsi="Arial" w:cs="Arial"/>
@@ -14237,19 +14281,11 @@
           <w:rFonts w:ascii="Arial" w:hAnsi="Arial" w:cs="Arial"/>
         </w:rPr>
       </w:pPr>
-      <w:proofErr w:type="gramStart"/>
-      <w:r>
-        <w:rPr>
-          <w:rFonts w:ascii="Arial" w:hAnsi="Arial" w:cs="Arial"/>
-        </w:rPr>
-        <w:t>3.6  Naming</w:t>
-      </w:r>
-      <w:proofErr w:type="gramEnd"/>
-      <w:r>
-        <w:rPr>
-          <w:rFonts w:ascii="Arial" w:hAnsi="Arial" w:cs="Arial"/>
-        </w:rPr>
-        <w:t xml:space="preserve"> the themes</w:t>
+      <w:r>
+        <w:rPr>
+          <w:rFonts w:ascii="Arial" w:hAnsi="Arial" w:cs="Arial"/>
+        </w:rPr>
+        <w:t>3.6 Naming the themes</w:t>
       </w:r>
     </w:p>
     <w:p>
@@ -14569,7 +14605,6 @@
     <w:p>
       <w:pPr>
         <w:spacing w:before="120" w:after="120" w:line="240" w:lineRule="auto"/>
-        <w:contextualSpacing/>
         <w:jc w:val="both"/>
         <w:rPr>
           <w:rFonts w:ascii="Arial" w:hAnsi="Arial" w:cs="Arial"/>
@@ -15337,7 +15372,6 @@
     <w:p>
       <w:pPr>
         <w:spacing w:before="120" w:after="120" w:line="240" w:lineRule="auto"/>
-        <w:contextualSpacing/>
         <w:jc w:val="both"/>
         <w:rPr>
           <w:rFonts w:ascii="Arial" w:hAnsi="Arial" w:cs="Arial"/>
@@ -15366,6 +15400,50 @@
     </w:p>
     <w:p>
       <w:pPr>
+        <w:spacing w:before="120" w:after="120" w:line="240" w:lineRule="auto"/>
+        <w:jc w:val="both"/>
+        <w:rPr>
+          <w:rFonts w:ascii="Arial" w:hAnsi="Arial" w:cs="Arial"/>
+          <w:sz w:val="24"/>
+          <w:szCs w:val="24"/>
+        </w:rPr>
+      </w:pPr>
+    </w:p>
+    <w:p>
+      <w:pPr>
+        <w:spacing w:before="120" w:after="120" w:line="240" w:lineRule="auto"/>
+        <w:jc w:val="both"/>
+        <w:rPr>
+          <w:rFonts w:ascii="Arial" w:hAnsi="Arial" w:cs="Arial"/>
+          <w:sz w:val="24"/>
+          <w:szCs w:val="24"/>
+        </w:rPr>
+      </w:pPr>
+    </w:p>
+    <w:p>
+      <w:pPr>
+        <w:spacing w:before="120" w:after="120" w:line="240" w:lineRule="auto"/>
+        <w:jc w:val="both"/>
+        <w:rPr>
+          <w:rFonts w:ascii="Arial" w:hAnsi="Arial" w:cs="Arial"/>
+          <w:sz w:val="24"/>
+          <w:szCs w:val="24"/>
+        </w:rPr>
+      </w:pPr>
+    </w:p>
+    <w:p>
+      <w:pPr>
+        <w:spacing w:before="120" w:after="120" w:line="240" w:lineRule="auto"/>
+        <w:jc w:val="both"/>
+        <w:rPr>
+          <w:rFonts w:ascii="Arial" w:hAnsi="Arial" w:cs="Arial"/>
+          <w:sz w:val="24"/>
+          <w:szCs w:val="24"/>
+        </w:rPr>
+      </w:pPr>
+    </w:p>
+    <w:p>
+      <w:pPr>
         <w:pStyle w:val="Heading2"/>
         <w:spacing w:before="120" w:after="120" w:line="240" w:lineRule="auto"/>
         <w:contextualSpacing/>
@@ -15374,19 +15452,11 @@
           <w:rFonts w:ascii="Arial" w:hAnsi="Arial" w:cs="Arial"/>
         </w:rPr>
       </w:pPr>
-      <w:proofErr w:type="gramStart"/>
-      <w:r>
-        <w:rPr>
-          <w:rFonts w:ascii="Arial" w:hAnsi="Arial" w:cs="Arial"/>
-        </w:rPr>
-        <w:t>3.7  Drawing</w:t>
-      </w:r>
-      <w:proofErr w:type="gramEnd"/>
-      <w:r>
-        <w:rPr>
-          <w:rFonts w:ascii="Arial" w:hAnsi="Arial" w:cs="Arial"/>
-        </w:rPr>
-        <w:t xml:space="preserve"> the chart</w:t>
+      <w:r>
+        <w:rPr>
+          <w:rFonts w:ascii="Arial" w:hAnsi="Arial" w:cs="Arial"/>
+        </w:rPr>
+        <w:t>3.7 Drawing the chart</w:t>
       </w:r>
     </w:p>
     <w:p>
@@ -16325,7 +16395,6 @@
     <w:p>
       <w:pPr>
         <w:spacing w:before="120" w:after="120" w:line="240" w:lineRule="auto"/>
-        <w:contextualSpacing/>
         <w:jc w:val="both"/>
         <w:rPr>
           <w:rFonts w:ascii="Arial" w:hAnsi="Arial" w:cs="Arial"/>
@@ -16420,19 +16489,11 @@
           <w:rFonts w:ascii="Arial" w:hAnsi="Arial" w:cs="Arial"/>
         </w:rPr>
       </w:pPr>
-      <w:proofErr w:type="gramStart"/>
-      <w:r>
-        <w:rPr>
-          <w:rFonts w:ascii="Arial" w:hAnsi="Arial" w:cs="Arial"/>
-        </w:rPr>
-        <w:t>3.8  Reading</w:t>
-      </w:r>
-      <w:proofErr w:type="gramEnd"/>
-      <w:r>
-        <w:rPr>
-          <w:rFonts w:ascii="Arial" w:hAnsi="Arial" w:cs="Arial"/>
-        </w:rPr>
-        <w:t xml:space="preserve"> the result</w:t>
+      <w:r>
+        <w:rPr>
+          <w:rFonts w:ascii="Arial" w:hAnsi="Arial" w:cs="Arial"/>
+        </w:rPr>
+        <w:t>3.8 Reading the result</w:t>
       </w:r>
     </w:p>
     <w:p>
@@ -16508,7 +16569,6 @@
     <w:p>
       <w:pPr>
         <w:spacing w:before="120" w:after="120" w:line="240" w:lineRule="auto"/>
-        <w:contextualSpacing/>
         <w:jc w:val="both"/>
         <w:rPr>
           <w:rFonts w:ascii="Arial" w:hAnsi="Arial" w:cs="Arial"/>
@@ -16613,29 +16673,6 @@
                 <w:rFonts w:ascii="Arial" w:hAnsi="Arial" w:cs="Arial"/>
                 <w:b/>
                 <w:bCs/>
-                <w:color w:val="C05746"/>
-                <w:sz w:val="24"/>
-                <w:szCs w:val="24"/>
-              </w:rPr>
-              <w:t>WATCH OUT</w:t>
-            </w:r>
-          </w:p>
-          <w:p>
-            <w:pPr>
-              <w:spacing w:before="120" w:after="120" w:line="240" w:lineRule="auto"/>
-              <w:contextualSpacing/>
-              <w:jc w:val="both"/>
-              <w:rPr>
-                <w:rFonts w:ascii="Arial" w:hAnsi="Arial" w:cs="Arial"/>
-                <w:sz w:val="24"/>
-                <w:szCs w:val="24"/>
-              </w:rPr>
-            </w:pPr>
-            <w:r>
-              <w:rPr>
-                <w:rFonts w:ascii="Arial" w:hAnsi="Arial" w:cs="Arial"/>
-                <w:b/>
-                <w:bCs/>
                 <w:sz w:val="24"/>
                 <w:szCs w:val="24"/>
               </w:rPr>
@@ -16656,7 +16693,6 @@
     <w:p>
       <w:pPr>
         <w:spacing w:before="120" w:after="120" w:line="240" w:lineRule="auto"/>
-        <w:contextualSpacing/>
         <w:jc w:val="both"/>
         <w:rPr>
           <w:rFonts w:ascii="Arial" w:hAnsi="Arial" w:cs="Arial"/>
@@ -16725,27 +16761,18 @@
     <w:p>
       <w:pPr>
         <w:spacing w:before="120" w:after="120" w:line="240" w:lineRule="auto"/>
-        <w:contextualSpacing/>
-        <w:jc w:val="both"/>
-        <w:rPr>
-          <w:rFonts w:ascii="Arial" w:hAnsi="Arial" w:cs="Arial"/>
-          <w:sz w:val="24"/>
-          <w:szCs w:val="24"/>
-        </w:rPr>
-      </w:pPr>
-      <w:r>
-        <w:rPr>
-          <w:rFonts w:ascii="Arial" w:hAnsi="Arial" w:cs="Arial"/>
-          <w:sz w:val="24"/>
-          <w:szCs w:val="24"/>
-        </w:rPr>
-        <w:br w:type="page"/>
-      </w:r>
+        <w:jc w:val="both"/>
+        <w:rPr>
+          <w:rFonts w:ascii="Arial" w:hAnsi="Arial" w:cs="Arial"/>
+          <w:sz w:val="24"/>
+          <w:szCs w:val="24"/>
+        </w:rPr>
+      </w:pPr>
     </w:p>
     <w:p>
       <w:pPr>
         <w:pStyle w:val="Heading1"/>
-        <w:spacing w:before="120" w:after="120" w:line="240" w:lineRule="auto"/>
+        <w:spacing w:before="240" w:after="120" w:line="240" w:lineRule="auto"/>
         <w:contextualSpacing/>
         <w:jc w:val="both"/>
         <w:rPr>
@@ -16812,6 +16839,10 @@
             <w:bottom w:w="0" w:type="dxa"/>
           </w:tblCellMar>
         </w:tblPrEx>
+        <w:trPr>
+          <w:trHeight w:val="20"/>
+          <w:tblHeader/>
+        </w:trPr>
         <w:tc>
           <w:tcPr>
             <w:tcW w:w="2400" w:type="dxa"/>
@@ -16828,12 +16859,12 @@
               <w:bottom w:w="90" w:type="dxa"/>
               <w:right w:w="150" w:type="dxa"/>
             </w:tcMar>
+            <w:vAlign w:val="center"/>
           </w:tcPr>
           <w:p>
             <w:pPr>
               <w:spacing w:before="120" w:after="120" w:line="240" w:lineRule="auto"/>
               <w:contextualSpacing/>
-              <w:jc w:val="both"/>
               <w:rPr>
                 <w:rFonts w:ascii="Arial" w:hAnsi="Arial" w:cs="Arial"/>
                 <w:sz w:val="24"/>
@@ -16869,12 +16900,12 @@
               <w:bottom w:w="90" w:type="dxa"/>
               <w:right w:w="150" w:type="dxa"/>
             </w:tcMar>
+            <w:vAlign w:val="center"/>
           </w:tcPr>
           <w:p>
             <w:pPr>
               <w:spacing w:before="120" w:after="120" w:line="240" w:lineRule="auto"/>
               <w:contextualSpacing/>
-              <w:jc w:val="both"/>
               <w:rPr>
                 <w:rFonts w:ascii="Arial" w:hAnsi="Arial" w:cs="Arial"/>
                 <w:sz w:val="24"/>
@@ -16910,12 +16941,12 @@
               <w:bottom w:w="90" w:type="dxa"/>
               <w:right w:w="150" w:type="dxa"/>
             </w:tcMar>
+            <w:vAlign w:val="center"/>
           </w:tcPr>
           <w:p>
             <w:pPr>
               <w:spacing w:before="120" w:after="120" w:line="240" w:lineRule="auto"/>
               <w:contextualSpacing/>
-              <w:jc w:val="both"/>
               <w:rPr>
                 <w:rFonts w:ascii="Arial" w:hAnsi="Arial" w:cs="Arial"/>
                 <w:sz w:val="24"/>
@@ -16943,6 +16974,10 @@
             <w:bottom w:w="0" w:type="dxa"/>
           </w:tblCellMar>
         </w:tblPrEx>
+        <w:trPr>
+          <w:trHeight w:val="20"/>
+          <w:tblHeader/>
+        </w:trPr>
         <w:tc>
           <w:tcPr>
             <w:tcW w:w="2400" w:type="dxa"/>
@@ -16959,12 +16994,12 @@
               <w:bottom w:w="90" w:type="dxa"/>
               <w:right w:w="150" w:type="dxa"/>
             </w:tcMar>
+            <w:vAlign w:val="center"/>
           </w:tcPr>
           <w:p>
             <w:pPr>
               <w:spacing w:before="120" w:after="120" w:line="240" w:lineRule="auto"/>
               <w:contextualSpacing/>
-              <w:jc w:val="both"/>
               <w:rPr>
                 <w:rFonts w:ascii="Arial" w:hAnsi="Arial" w:cs="Arial"/>
                 <w:sz w:val="24"/>
@@ -17000,12 +17035,12 @@
               <w:bottom w:w="90" w:type="dxa"/>
               <w:right w:w="150" w:type="dxa"/>
             </w:tcMar>
+            <w:vAlign w:val="center"/>
           </w:tcPr>
           <w:p>
             <w:pPr>
               <w:spacing w:before="120" w:after="120" w:line="240" w:lineRule="auto"/>
               <w:contextualSpacing/>
-              <w:jc w:val="both"/>
               <w:rPr>
                 <w:rFonts w:ascii="Arial" w:hAnsi="Arial" w:cs="Arial"/>
                 <w:sz w:val="24"/>
@@ -17039,12 +17074,12 @@
               <w:bottom w:w="90" w:type="dxa"/>
               <w:right w:w="150" w:type="dxa"/>
             </w:tcMar>
+            <w:vAlign w:val="center"/>
           </w:tcPr>
           <w:p>
             <w:pPr>
               <w:spacing w:before="120" w:after="120" w:line="240" w:lineRule="auto"/>
               <w:contextualSpacing/>
-              <w:jc w:val="both"/>
               <w:rPr>
                 <w:rFonts w:ascii="Arial" w:hAnsi="Arial" w:cs="Arial"/>
                 <w:sz w:val="24"/>
@@ -17070,6 +17105,10 @@
             <w:bottom w:w="0" w:type="dxa"/>
           </w:tblCellMar>
         </w:tblPrEx>
+        <w:trPr>
+          <w:trHeight w:val="20"/>
+          <w:tblHeader/>
+        </w:trPr>
         <w:tc>
           <w:tcPr>
             <w:tcW w:w="2400" w:type="dxa"/>
@@ -17086,12 +17125,12 @@
               <w:bottom w:w="90" w:type="dxa"/>
               <w:right w:w="150" w:type="dxa"/>
             </w:tcMar>
+            <w:vAlign w:val="center"/>
           </w:tcPr>
           <w:p>
             <w:pPr>
               <w:spacing w:before="120" w:after="120" w:line="240" w:lineRule="auto"/>
               <w:contextualSpacing/>
-              <w:jc w:val="both"/>
               <w:rPr>
                 <w:rFonts w:ascii="Arial" w:hAnsi="Arial" w:cs="Arial"/>
                 <w:sz w:val="24"/>
@@ -17127,12 +17166,12 @@
               <w:bottom w:w="90" w:type="dxa"/>
               <w:right w:w="150" w:type="dxa"/>
             </w:tcMar>
+            <w:vAlign w:val="center"/>
           </w:tcPr>
           <w:p>
             <w:pPr>
               <w:spacing w:before="120" w:after="120" w:line="240" w:lineRule="auto"/>
               <w:contextualSpacing/>
-              <w:jc w:val="both"/>
               <w:rPr>
                 <w:rFonts w:ascii="Arial" w:hAnsi="Arial" w:cs="Arial"/>
                 <w:sz w:val="24"/>
@@ -17166,12 +17205,12 @@
               <w:bottom w:w="90" w:type="dxa"/>
               <w:right w:w="150" w:type="dxa"/>
             </w:tcMar>
+            <w:vAlign w:val="center"/>
           </w:tcPr>
           <w:p>
             <w:pPr>
               <w:spacing w:before="120" w:after="120" w:line="240" w:lineRule="auto"/>
               <w:contextualSpacing/>
-              <w:jc w:val="both"/>
               <w:rPr>
                 <w:rFonts w:ascii="Arial" w:hAnsi="Arial" w:cs="Arial"/>
                 <w:sz w:val="24"/>
@@ -17306,7 +17345,6 @@
     <w:p>
       <w:pPr>
         <w:spacing w:before="120" w:after="120" w:line="240" w:lineRule="auto"/>
-        <w:contextualSpacing/>
         <w:jc w:val="both"/>
         <w:rPr>
           <w:rFonts w:ascii="Arial" w:hAnsi="Arial" w:cs="Arial"/>
@@ -17325,28 +17363,8 @@
     </w:p>
     <w:p>
       <w:pPr>
-        <w:spacing w:before="120" w:after="120" w:line="240" w:lineRule="auto"/>
-        <w:contextualSpacing/>
-        <w:jc w:val="both"/>
-        <w:rPr>
-          <w:rFonts w:ascii="Arial" w:hAnsi="Arial" w:cs="Arial"/>
-          <w:sz w:val="24"/>
-          <w:szCs w:val="24"/>
-        </w:rPr>
-      </w:pPr>
-      <w:r>
-        <w:rPr>
-          <w:rFonts w:ascii="Arial" w:hAnsi="Arial" w:cs="Arial"/>
-          <w:sz w:val="24"/>
-          <w:szCs w:val="24"/>
-        </w:rPr>
-        <w:br w:type="page"/>
-      </w:r>
-    </w:p>
-    <w:p>
-      <w:pPr>
         <w:pStyle w:val="Heading1"/>
-        <w:spacing w:before="120" w:after="120" w:line="240" w:lineRule="auto"/>
+        <w:spacing w:before="240" w:after="120" w:line="240" w:lineRule="auto"/>
         <w:contextualSpacing/>
         <w:jc w:val="both"/>
         <w:rPr>
@@ -17485,7 +17503,6 @@
     <w:p>
       <w:pPr>
         <w:spacing w:before="120" w:after="120" w:line="240" w:lineRule="auto"/>
-        <w:contextualSpacing/>
         <w:jc w:val="both"/>
         <w:rPr>
           <w:rFonts w:ascii="Arial" w:hAnsi="Arial" w:cs="Arial"/>
@@ -17934,7 +17951,25 @@
                 <w:sz w:val="24"/>
                 <w:szCs w:val="24"/>
               </w:rPr>
-              <w:t>23,000 tweets as chunked documents</w:t>
+              <w:t xml:space="preserve">23,000 tweets </w:t>
+            </w:r>
+            <w:r>
+              <w:rPr>
+                <w:rFonts w:ascii="Arial" w:hAnsi="Arial" w:cs="Arial"/>
+                <w:color w:val="1F2933"/>
+                <w:sz w:val="24"/>
+                <w:szCs w:val="24"/>
+              </w:rPr>
+              <w:t xml:space="preserve">by President Trump during his first term </w:t>
+            </w:r>
+            <w:r>
+              <w:rPr>
+                <w:rFonts w:ascii="Arial" w:hAnsi="Arial" w:cs="Arial"/>
+                <w:color w:val="1F2933"/>
+                <w:sz w:val="24"/>
+                <w:szCs w:val="24"/>
+              </w:rPr>
+              <w:t>as chunked documents</w:t>
             </w:r>
           </w:p>
         </w:tc>
@@ -18399,28 +18434,8 @@
     </w:p>
     <w:p>
       <w:pPr>
-        <w:spacing w:before="120" w:after="120" w:line="240" w:lineRule="auto"/>
-        <w:contextualSpacing/>
-        <w:jc w:val="both"/>
-        <w:rPr>
-          <w:rFonts w:ascii="Arial" w:hAnsi="Arial" w:cs="Arial"/>
-          <w:sz w:val="24"/>
-          <w:szCs w:val="24"/>
-        </w:rPr>
-      </w:pPr>
-      <w:r>
-        <w:rPr>
-          <w:rFonts w:ascii="Arial" w:hAnsi="Arial" w:cs="Arial"/>
-          <w:sz w:val="24"/>
-          <w:szCs w:val="24"/>
-        </w:rPr>
-        <w:br w:type="page"/>
-      </w:r>
-    </w:p>
-    <w:p>
-      <w:pPr>
         <w:pStyle w:val="Heading1"/>
-        <w:spacing w:before="120" w:after="120" w:line="240" w:lineRule="auto"/>
+        <w:spacing w:before="240" w:after="120" w:line="240" w:lineRule="auto"/>
         <w:contextualSpacing/>
         <w:jc w:val="both"/>
         <w:rPr>
@@ -18467,6 +18482,9 @@
             <w:bottom w:w="0" w:type="dxa"/>
           </w:tblCellMar>
         </w:tblPrEx>
+        <w:trPr>
+          <w:trHeight w:val="20"/>
+        </w:trPr>
         <w:tc>
           <w:tcPr>
             <w:tcW w:w="3000" w:type="dxa"/>
@@ -18483,12 +18501,12 @@
               <w:bottom w:w="90" w:type="dxa"/>
               <w:right w:w="150" w:type="dxa"/>
             </w:tcMar>
+            <w:vAlign w:val="center"/>
           </w:tcPr>
           <w:p>
             <w:pPr>
               <w:spacing w:before="120" w:after="120" w:line="240" w:lineRule="auto"/>
               <w:contextualSpacing/>
-              <w:jc w:val="both"/>
               <w:rPr>
                 <w:rFonts w:ascii="Arial" w:hAnsi="Arial" w:cs="Arial"/>
                 <w:sz w:val="24"/>
@@ -18524,12 +18542,12 @@
               <w:bottom w:w="90" w:type="dxa"/>
               <w:right w:w="150" w:type="dxa"/>
             </w:tcMar>
+            <w:vAlign w:val="center"/>
           </w:tcPr>
           <w:p>
             <w:pPr>
               <w:spacing w:before="120" w:after="120" w:line="240" w:lineRule="auto"/>
               <w:contextualSpacing/>
-              <w:jc w:val="both"/>
               <w:rPr>
                 <w:rFonts w:ascii="Arial" w:hAnsi="Arial" w:cs="Arial"/>
                 <w:sz w:val="24"/>
@@ -18565,12 +18583,12 @@
               <w:bottom w:w="90" w:type="dxa"/>
               <w:right w:w="150" w:type="dxa"/>
             </w:tcMar>
+            <w:vAlign w:val="center"/>
           </w:tcPr>
           <w:p>
             <w:pPr>
               <w:spacing w:before="120" w:after="120" w:line="240" w:lineRule="auto"/>
               <w:contextualSpacing/>
-              <w:jc w:val="both"/>
               <w:rPr>
                 <w:rFonts w:ascii="Arial" w:hAnsi="Arial" w:cs="Arial"/>
                 <w:sz w:val="24"/>
@@ -18598,6 +18616,9 @@
             <w:bottom w:w="0" w:type="dxa"/>
           </w:tblCellMar>
         </w:tblPrEx>
+        <w:trPr>
+          <w:trHeight w:val="20"/>
+        </w:trPr>
         <w:tc>
           <w:tcPr>
             <w:tcW w:w="3000" w:type="dxa"/>
@@ -18614,12 +18635,12 @@
               <w:bottom w:w="90" w:type="dxa"/>
               <w:right w:w="150" w:type="dxa"/>
             </w:tcMar>
+            <w:vAlign w:val="center"/>
           </w:tcPr>
           <w:p>
             <w:pPr>
               <w:spacing w:before="120" w:after="120" w:line="240" w:lineRule="auto"/>
               <w:contextualSpacing/>
-              <w:jc w:val="both"/>
               <w:rPr>
                 <w:rFonts w:ascii="Arial" w:hAnsi="Arial" w:cs="Arial"/>
                 <w:sz w:val="24"/>
@@ -18679,12 +18700,12 @@
               <w:bottom w:w="90" w:type="dxa"/>
               <w:right w:w="150" w:type="dxa"/>
             </w:tcMar>
+            <w:vAlign w:val="center"/>
           </w:tcPr>
           <w:p>
             <w:pPr>
               <w:spacing w:before="120" w:after="120" w:line="240" w:lineRule="auto"/>
               <w:contextualSpacing/>
-              <w:jc w:val="both"/>
               <w:rPr>
                 <w:rFonts w:ascii="Arial" w:hAnsi="Arial" w:cs="Arial"/>
                 <w:sz w:val="24"/>
@@ -18718,12 +18739,12 @@
               <w:bottom w:w="90" w:type="dxa"/>
               <w:right w:w="150" w:type="dxa"/>
             </w:tcMar>
+            <w:vAlign w:val="center"/>
           </w:tcPr>
           <w:p>
             <w:pPr>
               <w:spacing w:before="120" w:after="120" w:line="240" w:lineRule="auto"/>
               <w:contextualSpacing/>
-              <w:jc w:val="both"/>
               <w:rPr>
                 <w:rFonts w:ascii="Arial" w:hAnsi="Arial" w:cs="Arial"/>
                 <w:sz w:val="24"/>
@@ -18780,6 +18801,9 @@
             <w:bottom w:w="0" w:type="dxa"/>
           </w:tblCellMar>
         </w:tblPrEx>
+        <w:trPr>
+          <w:trHeight w:val="20"/>
+        </w:trPr>
         <w:tc>
           <w:tcPr>
             <w:tcW w:w="3000" w:type="dxa"/>
@@ -18796,12 +18820,12 @@
               <w:bottom w:w="90" w:type="dxa"/>
               <w:right w:w="150" w:type="dxa"/>
             </w:tcMar>
+            <w:vAlign w:val="center"/>
           </w:tcPr>
           <w:p>
             <w:pPr>
               <w:spacing w:before="120" w:after="120" w:line="240" w:lineRule="auto"/>
               <w:contextualSpacing/>
-              <w:jc w:val="both"/>
               <w:rPr>
                 <w:rFonts w:ascii="Arial" w:hAnsi="Arial" w:cs="Arial"/>
                 <w:sz w:val="24"/>
@@ -18837,12 +18861,12 @@
               <w:bottom w:w="90" w:type="dxa"/>
               <w:right w:w="150" w:type="dxa"/>
             </w:tcMar>
+            <w:vAlign w:val="center"/>
           </w:tcPr>
           <w:p>
             <w:pPr>
               <w:spacing w:before="120" w:after="120" w:line="240" w:lineRule="auto"/>
               <w:contextualSpacing/>
-              <w:jc w:val="both"/>
               <w:rPr>
                 <w:rFonts w:ascii="Arial" w:hAnsi="Arial" w:cs="Arial"/>
                 <w:sz w:val="24"/>
@@ -18876,12 +18900,12 @@
               <w:bottom w:w="90" w:type="dxa"/>
               <w:right w:w="150" w:type="dxa"/>
             </w:tcMar>
+            <w:vAlign w:val="center"/>
           </w:tcPr>
           <w:p>
             <w:pPr>
               <w:spacing w:before="120" w:after="120" w:line="240" w:lineRule="auto"/>
               <w:contextualSpacing/>
-              <w:jc w:val="both"/>
               <w:rPr>
                 <w:rFonts w:ascii="Arial" w:hAnsi="Arial" w:cs="Arial"/>
                 <w:sz w:val="24"/>
@@ -18907,6 +18931,9 @@
             <w:bottom w:w="0" w:type="dxa"/>
           </w:tblCellMar>
         </w:tblPrEx>
+        <w:trPr>
+          <w:trHeight w:val="20"/>
+        </w:trPr>
         <w:tc>
           <w:tcPr>
             <w:tcW w:w="3000" w:type="dxa"/>
@@ -18923,12 +18950,12 @@
               <w:bottom w:w="90" w:type="dxa"/>
               <w:right w:w="150" w:type="dxa"/>
             </w:tcMar>
+            <w:vAlign w:val="center"/>
           </w:tcPr>
           <w:p>
             <w:pPr>
               <w:spacing w:before="120" w:after="120" w:line="240" w:lineRule="auto"/>
               <w:contextualSpacing/>
-              <w:jc w:val="both"/>
               <w:rPr>
                 <w:rFonts w:ascii="Arial" w:hAnsi="Arial" w:cs="Arial"/>
                 <w:sz w:val="24"/>
@@ -18964,12 +18991,12 @@
               <w:bottom w:w="90" w:type="dxa"/>
               <w:right w:w="150" w:type="dxa"/>
             </w:tcMar>
+            <w:vAlign w:val="center"/>
           </w:tcPr>
           <w:p>
             <w:pPr>
               <w:spacing w:before="120" w:after="120" w:line="240" w:lineRule="auto"/>
               <w:contextualSpacing/>
-              <w:jc w:val="both"/>
               <w:rPr>
                 <w:rFonts w:ascii="Arial" w:hAnsi="Arial" w:cs="Arial"/>
                 <w:sz w:val="24"/>
@@ -19014,12 +19041,12 @@
               <w:bottom w:w="90" w:type="dxa"/>
               <w:right w:w="150" w:type="dxa"/>
             </w:tcMar>
+            <w:vAlign w:val="center"/>
           </w:tcPr>
           <w:p>
             <w:pPr>
               <w:spacing w:before="120" w:after="120" w:line="240" w:lineRule="auto"/>
               <w:contextualSpacing/>
-              <w:jc w:val="both"/>
               <w:rPr>
                 <w:rFonts w:ascii="Arial" w:hAnsi="Arial" w:cs="Arial"/>
                 <w:sz w:val="24"/>
@@ -19056,6 +19083,9 @@
             <w:bottom w:w="0" w:type="dxa"/>
           </w:tblCellMar>
         </w:tblPrEx>
+        <w:trPr>
+          <w:trHeight w:val="20"/>
+        </w:trPr>
         <w:tc>
           <w:tcPr>
             <w:tcW w:w="3000" w:type="dxa"/>
@@ -19072,12 +19102,12 @@
               <w:bottom w:w="90" w:type="dxa"/>
               <w:right w:w="150" w:type="dxa"/>
             </w:tcMar>
+            <w:vAlign w:val="center"/>
           </w:tcPr>
           <w:p>
             <w:pPr>
               <w:spacing w:before="120" w:after="120" w:line="240" w:lineRule="auto"/>
               <w:contextualSpacing/>
-              <w:jc w:val="both"/>
               <w:rPr>
                 <w:rFonts w:ascii="Arial" w:hAnsi="Arial" w:cs="Arial"/>
                 <w:sz w:val="24"/>
@@ -19113,12 +19143,12 @@
               <w:bottom w:w="90" w:type="dxa"/>
               <w:right w:w="150" w:type="dxa"/>
             </w:tcMar>
+            <w:vAlign w:val="center"/>
           </w:tcPr>
           <w:p>
             <w:pPr>
               <w:spacing w:before="120" w:after="120" w:line="240" w:lineRule="auto"/>
               <w:contextualSpacing/>
-              <w:jc w:val="both"/>
               <w:rPr>
                 <w:rFonts w:ascii="Arial" w:hAnsi="Arial" w:cs="Arial"/>
                 <w:sz w:val="24"/>
@@ -19152,12 +19182,12 @@
               <w:bottom w:w="90" w:type="dxa"/>
               <w:right w:w="150" w:type="dxa"/>
             </w:tcMar>
+            <w:vAlign w:val="center"/>
           </w:tcPr>
           <w:p>
             <w:pPr>
               <w:spacing w:before="120" w:after="120" w:line="240" w:lineRule="auto"/>
               <w:contextualSpacing/>
-              <w:jc w:val="both"/>
               <w:rPr>
                 <w:rFonts w:ascii="Arial" w:hAnsi="Arial" w:cs="Arial"/>
                 <w:sz w:val="24"/>
@@ -19183,6 +19213,9 @@
             <w:bottom w:w="0" w:type="dxa"/>
           </w:tblCellMar>
         </w:tblPrEx>
+        <w:trPr>
+          <w:trHeight w:val="20"/>
+        </w:trPr>
         <w:tc>
           <w:tcPr>
             <w:tcW w:w="3000" w:type="dxa"/>
@@ -19199,12 +19232,12 @@
               <w:bottom w:w="90" w:type="dxa"/>
               <w:right w:w="150" w:type="dxa"/>
             </w:tcMar>
+            <w:vAlign w:val="center"/>
           </w:tcPr>
           <w:p>
             <w:pPr>
               <w:spacing w:before="120" w:after="120" w:line="240" w:lineRule="auto"/>
               <w:contextualSpacing/>
-              <w:jc w:val="both"/>
               <w:rPr>
                 <w:rFonts w:ascii="Arial" w:hAnsi="Arial" w:cs="Arial"/>
                 <w:sz w:val="24"/>
@@ -19240,12 +19273,12 @@
               <w:bottom w:w="90" w:type="dxa"/>
               <w:right w:w="150" w:type="dxa"/>
             </w:tcMar>
+            <w:vAlign w:val="center"/>
           </w:tcPr>
           <w:p>
             <w:pPr>
               <w:spacing w:before="120" w:after="120" w:line="240" w:lineRule="auto"/>
               <w:contextualSpacing/>
-              <w:jc w:val="both"/>
               <w:rPr>
                 <w:rFonts w:ascii="Arial" w:hAnsi="Arial" w:cs="Arial"/>
                 <w:sz w:val="24"/>
@@ -19279,12 +19312,12 @@
               <w:bottom w:w="90" w:type="dxa"/>
               <w:right w:w="150" w:type="dxa"/>
             </w:tcMar>
+            <w:vAlign w:val="center"/>
           </w:tcPr>
           <w:p>
             <w:pPr>
               <w:spacing w:before="120" w:after="120" w:line="240" w:lineRule="auto"/>
               <w:contextualSpacing/>
-              <w:jc w:val="both"/>
               <w:rPr>
                 <w:rFonts w:ascii="Arial" w:hAnsi="Arial" w:cs="Arial"/>
                 <w:sz w:val="24"/>
@@ -19310,6 +19343,9 @@
             <w:bottom w:w="0" w:type="dxa"/>
           </w:tblCellMar>
         </w:tblPrEx>
+        <w:trPr>
+          <w:trHeight w:val="20"/>
+        </w:trPr>
         <w:tc>
           <w:tcPr>
             <w:tcW w:w="3000" w:type="dxa"/>
@@ -19326,12 +19362,12 @@
               <w:bottom w:w="90" w:type="dxa"/>
               <w:right w:w="150" w:type="dxa"/>
             </w:tcMar>
+            <w:vAlign w:val="center"/>
           </w:tcPr>
           <w:p>
             <w:pPr>
               <w:spacing w:before="120" w:after="120" w:line="240" w:lineRule="auto"/>
               <w:contextualSpacing/>
-              <w:jc w:val="both"/>
               <w:rPr>
                 <w:rFonts w:ascii="Arial" w:hAnsi="Arial" w:cs="Arial"/>
                 <w:sz w:val="24"/>
@@ -19367,12 +19403,12 @@
               <w:bottom w:w="90" w:type="dxa"/>
               <w:right w:w="150" w:type="dxa"/>
             </w:tcMar>
+            <w:vAlign w:val="center"/>
           </w:tcPr>
           <w:p>
             <w:pPr>
               <w:spacing w:before="120" w:after="120" w:line="240" w:lineRule="auto"/>
               <w:contextualSpacing/>
-              <w:jc w:val="both"/>
               <w:rPr>
                 <w:rFonts w:ascii="Arial" w:hAnsi="Arial" w:cs="Arial"/>
                 <w:sz w:val="24"/>
@@ -19406,12 +19442,12 @@
               <w:bottom w:w="90" w:type="dxa"/>
               <w:right w:w="150" w:type="dxa"/>
             </w:tcMar>
+            <w:vAlign w:val="center"/>
           </w:tcPr>
           <w:p>
             <w:pPr>
               <w:spacing w:before="120" w:after="120" w:line="240" w:lineRule="auto"/>
               <w:contextualSpacing/>
-              <w:jc w:val="both"/>
               <w:rPr>
                 <w:rFonts w:ascii="Arial" w:hAnsi="Arial" w:cs="Arial"/>
                 <w:sz w:val="24"/>
@@ -19437,6 +19473,9 @@
             <w:bottom w:w="0" w:type="dxa"/>
           </w:tblCellMar>
         </w:tblPrEx>
+        <w:trPr>
+          <w:trHeight w:val="20"/>
+        </w:trPr>
         <w:tc>
           <w:tcPr>
             <w:tcW w:w="3000" w:type="dxa"/>
@@ -19453,12 +19492,12 @@
               <w:bottom w:w="90" w:type="dxa"/>
               <w:right w:w="150" w:type="dxa"/>
             </w:tcMar>
+            <w:vAlign w:val="center"/>
           </w:tcPr>
           <w:p>
             <w:pPr>
               <w:spacing w:before="120" w:after="120" w:line="240" w:lineRule="auto"/>
               <w:contextualSpacing/>
-              <w:jc w:val="both"/>
               <w:rPr>
                 <w:rFonts w:ascii="Arial" w:hAnsi="Arial" w:cs="Arial"/>
                 <w:sz w:val="24"/>
@@ -19494,12 +19533,12 @@
               <w:bottom w:w="90" w:type="dxa"/>
               <w:right w:w="150" w:type="dxa"/>
             </w:tcMar>
+            <w:vAlign w:val="center"/>
           </w:tcPr>
           <w:p>
             <w:pPr>
               <w:spacing w:before="120" w:after="120" w:line="240" w:lineRule="auto"/>
               <w:contextualSpacing/>
-              <w:jc w:val="both"/>
               <w:rPr>
                 <w:rFonts w:ascii="Arial" w:hAnsi="Arial" w:cs="Arial"/>
                 <w:sz w:val="24"/>
@@ -19533,12 +19572,12 @@
               <w:bottom w:w="90" w:type="dxa"/>
               <w:right w:w="150" w:type="dxa"/>
             </w:tcMar>
+            <w:vAlign w:val="center"/>
           </w:tcPr>
           <w:p>
             <w:pPr>
               <w:spacing w:before="120" w:after="120" w:line="240" w:lineRule="auto"/>
               <w:contextualSpacing/>
-              <w:jc w:val="both"/>
               <w:rPr>
                 <w:rFonts w:ascii="Arial" w:hAnsi="Arial" w:cs="Arial"/>
                 <w:sz w:val="24"/>
@@ -19564,6 +19603,9 @@
             <w:bottom w:w="0" w:type="dxa"/>
           </w:tblCellMar>
         </w:tblPrEx>
+        <w:trPr>
+          <w:trHeight w:val="20"/>
+        </w:trPr>
         <w:tc>
           <w:tcPr>
             <w:tcW w:w="3000" w:type="dxa"/>
@@ -19580,12 +19622,12 @@
               <w:bottom w:w="90" w:type="dxa"/>
               <w:right w:w="150" w:type="dxa"/>
             </w:tcMar>
+            <w:vAlign w:val="center"/>
           </w:tcPr>
           <w:p>
             <w:pPr>
               <w:spacing w:before="120" w:after="120" w:line="240" w:lineRule="auto"/>
               <w:contextualSpacing/>
-              <w:jc w:val="both"/>
               <w:rPr>
                 <w:rFonts w:ascii="Arial" w:hAnsi="Arial" w:cs="Arial"/>
                 <w:sz w:val="24"/>
@@ -19621,12 +19663,12 @@
               <w:bottom w:w="90" w:type="dxa"/>
               <w:right w:w="150" w:type="dxa"/>
             </w:tcMar>
+            <w:vAlign w:val="center"/>
           </w:tcPr>
           <w:p>
             <w:pPr>
               <w:spacing w:before="120" w:after="120" w:line="240" w:lineRule="auto"/>
               <w:contextualSpacing/>
-              <w:jc w:val="both"/>
               <w:rPr>
                 <w:rFonts w:ascii="Arial" w:hAnsi="Arial" w:cs="Arial"/>
                 <w:sz w:val="24"/>
@@ -19660,12 +19702,12 @@
               <w:bottom w:w="90" w:type="dxa"/>
               <w:right w:w="150" w:type="dxa"/>
             </w:tcMar>
+            <w:vAlign w:val="center"/>
           </w:tcPr>
           <w:p>
             <w:pPr>
               <w:spacing w:before="120" w:after="120" w:line="240" w:lineRule="auto"/>
               <w:contextualSpacing/>
-              <w:jc w:val="both"/>
               <w:rPr>
                 <w:rFonts w:ascii="Arial" w:hAnsi="Arial" w:cs="Arial"/>
                 <w:sz w:val="24"/>
@@ -19691,6 +19733,9 @@
             <w:bottom w:w="0" w:type="dxa"/>
           </w:tblCellMar>
         </w:tblPrEx>
+        <w:trPr>
+          <w:trHeight w:val="20"/>
+        </w:trPr>
         <w:tc>
           <w:tcPr>
             <w:tcW w:w="3000" w:type="dxa"/>
@@ -19707,12 +19752,12 @@
               <w:bottom w:w="90" w:type="dxa"/>
               <w:right w:w="150" w:type="dxa"/>
             </w:tcMar>
+            <w:vAlign w:val="center"/>
           </w:tcPr>
           <w:p>
             <w:pPr>
               <w:spacing w:before="120" w:after="120" w:line="240" w:lineRule="auto"/>
               <w:contextualSpacing/>
-              <w:jc w:val="both"/>
               <w:rPr>
                 <w:rFonts w:ascii="Arial" w:hAnsi="Arial" w:cs="Arial"/>
                 <w:sz w:val="24"/>
@@ -19748,12 +19793,12 @@
               <w:bottom w:w="90" w:type="dxa"/>
               <w:right w:w="150" w:type="dxa"/>
             </w:tcMar>
+            <w:vAlign w:val="center"/>
           </w:tcPr>
           <w:p>
             <w:pPr>
               <w:spacing w:before="120" w:after="120" w:line="240" w:lineRule="auto"/>
               <w:contextualSpacing/>
-              <w:jc w:val="both"/>
               <w:rPr>
                 <w:rFonts w:ascii="Arial" w:hAnsi="Arial" w:cs="Arial"/>
                 <w:sz w:val="24"/>
@@ -19787,12 +19832,12 @@
               <w:bottom w:w="90" w:type="dxa"/>
               <w:right w:w="150" w:type="dxa"/>
             </w:tcMar>
+            <w:vAlign w:val="center"/>
           </w:tcPr>
           <w:p>
             <w:pPr>
               <w:spacing w:before="120" w:after="120" w:line="240" w:lineRule="auto"/>
               <w:contextualSpacing/>
-              <w:jc w:val="both"/>
               <w:rPr>
                 <w:rFonts w:ascii="Arial" w:hAnsi="Arial" w:cs="Arial"/>
                 <w:sz w:val="24"/>
@@ -19849,6 +19894,9 @@
             <w:bottom w:w="0" w:type="dxa"/>
           </w:tblCellMar>
         </w:tblPrEx>
+        <w:trPr>
+          <w:trHeight w:val="20"/>
+        </w:trPr>
         <w:tc>
           <w:tcPr>
             <w:tcW w:w="3000" w:type="dxa"/>
@@ -19865,12 +19913,12 @@
               <w:bottom w:w="90" w:type="dxa"/>
               <w:right w:w="150" w:type="dxa"/>
             </w:tcMar>
+            <w:vAlign w:val="center"/>
           </w:tcPr>
           <w:p>
             <w:pPr>
               <w:spacing w:before="120" w:after="120" w:line="240" w:lineRule="auto"/>
               <w:contextualSpacing/>
-              <w:jc w:val="both"/>
               <w:rPr>
                 <w:rFonts w:ascii="Arial" w:hAnsi="Arial" w:cs="Arial"/>
                 <w:sz w:val="24"/>
@@ -19906,12 +19954,12 @@
               <w:bottom w:w="90" w:type="dxa"/>
               <w:right w:w="150" w:type="dxa"/>
             </w:tcMar>
+            <w:vAlign w:val="center"/>
           </w:tcPr>
           <w:p>
             <w:pPr>
               <w:spacing w:before="120" w:after="120" w:line="240" w:lineRule="auto"/>
               <w:contextualSpacing/>
-              <w:jc w:val="both"/>
               <w:rPr>
                 <w:rFonts w:ascii="Arial" w:hAnsi="Arial" w:cs="Arial"/>
                 <w:sz w:val="24"/>
@@ -19945,12 +19993,12 @@
               <w:bottom w:w="90" w:type="dxa"/>
               <w:right w:w="150" w:type="dxa"/>
             </w:tcMar>
+            <w:vAlign w:val="center"/>
           </w:tcPr>
           <w:p>
             <w:pPr>
               <w:spacing w:before="120" w:after="120" w:line="240" w:lineRule="auto"/>
               <w:contextualSpacing/>
-              <w:jc w:val="both"/>
               <w:rPr>
                 <w:rFonts w:ascii="Arial" w:hAnsi="Arial" w:cs="Arial"/>
                 <w:sz w:val="24"/>
@@ -20003,63 +20051,85 @@
     </w:tbl>
     <w:p>
       <w:pPr>
-        <w:spacing w:before="120" w:after="120" w:line="240" w:lineRule="auto"/>
-        <w:contextualSpacing/>
-        <w:jc w:val="both"/>
-        <w:rPr>
-          <w:rFonts w:ascii="Arial" w:hAnsi="Arial" w:cs="Arial"/>
-          <w:sz w:val="24"/>
-          <w:szCs w:val="24"/>
-        </w:rPr>
-      </w:pPr>
-      <w:r>
-        <w:rPr>
-          <w:rFonts w:ascii="Arial" w:hAnsi="Arial" w:cs="Arial"/>
-          <w:sz w:val="24"/>
-          <w:szCs w:val="24"/>
-        </w:rPr>
-        <w:br w:type="page"/>
-      </w:r>
-    </w:p>
-    <w:p>
-      <w:pPr>
         <w:pStyle w:val="Heading1"/>
-        <w:spacing w:before="120" w:after="120" w:line="240" w:lineRule="auto"/>
-        <w:contextualSpacing/>
-        <w:jc w:val="both"/>
-        <w:rPr>
-          <w:rFonts w:ascii="Arial" w:hAnsi="Arial" w:cs="Arial"/>
-          <w:sz w:val="24"/>
-          <w:szCs w:val="24"/>
-        </w:rPr>
-      </w:pPr>
-      <w:r>
-        <w:rPr>
-          <w:rFonts w:ascii="Arial" w:hAnsi="Arial" w:cs="Arial"/>
-          <w:sz w:val="24"/>
-          <w:szCs w:val="24"/>
-        </w:rPr>
-        <w:t>7.  Things to be ready to admit</w:t>
-      </w:r>
-    </w:p>
-    <w:p>
-      <w:pPr>
-        <w:spacing w:before="120" w:after="120" w:line="240" w:lineRule="auto"/>
-        <w:contextualSpacing/>
-        <w:jc w:val="both"/>
-        <w:rPr>
-          <w:rFonts w:ascii="Arial" w:hAnsi="Arial" w:cs="Arial"/>
-          <w:sz w:val="24"/>
-          <w:szCs w:val="24"/>
-        </w:rPr>
-      </w:pPr>
-      <w:r>
-        <w:rPr>
-          <w:rFonts w:ascii="Arial" w:hAnsi="Arial" w:cs="Arial"/>
-          <w:sz w:val="24"/>
-          <w:szCs w:val="24"/>
-        </w:rPr>
-        <w:t>Knowing the limits of what you are showing separates a confident session from a brittle one. None of these are weaknesses in the material; they are properties of the methods.</w:t>
+        <w:spacing w:before="240" w:after="120" w:line="240" w:lineRule="auto"/>
+        <w:contextualSpacing/>
+        <w:jc w:val="both"/>
+        <w:rPr>
+          <w:rFonts w:ascii="Arial" w:hAnsi="Arial" w:cs="Arial"/>
+          <w:sz w:val="24"/>
+          <w:szCs w:val="24"/>
+        </w:rPr>
+      </w:pPr>
+      <w:r>
+        <w:rPr>
+          <w:rFonts w:ascii="Arial" w:hAnsi="Arial" w:cs="Arial"/>
+          <w:sz w:val="24"/>
+          <w:szCs w:val="24"/>
+        </w:rPr>
+        <w:t xml:space="preserve">7.  Things to </w:t>
+      </w:r>
+      <w:r>
+        <w:rPr>
+          <w:rFonts w:ascii="Arial" w:hAnsi="Arial" w:cs="Arial"/>
+          <w:sz w:val="24"/>
+          <w:szCs w:val="24"/>
+        </w:rPr>
+        <w:t>note</w:t>
+      </w:r>
+    </w:p>
+    <w:p>
+      <w:pPr>
+        <w:spacing w:before="120" w:after="120" w:line="240" w:lineRule="auto"/>
+        <w:contextualSpacing/>
+        <w:jc w:val="both"/>
+        <w:rPr>
+          <w:rFonts w:ascii="Arial" w:hAnsi="Arial" w:cs="Arial"/>
+          <w:sz w:val="24"/>
+          <w:szCs w:val="24"/>
+        </w:rPr>
+      </w:pPr>
+      <w:r>
+        <w:rPr>
+          <w:rFonts w:ascii="Arial" w:hAnsi="Arial" w:cs="Arial"/>
+          <w:sz w:val="24"/>
+          <w:szCs w:val="24"/>
+        </w:rPr>
+        <w:t xml:space="preserve">Knowing the limits of what you </w:t>
+      </w:r>
+      <w:proofErr w:type="gramStart"/>
+      <w:r>
+        <w:rPr>
+          <w:rFonts w:ascii="Arial" w:hAnsi="Arial" w:cs="Arial"/>
+          <w:sz w:val="24"/>
+          <w:szCs w:val="24"/>
+        </w:rPr>
+        <w:t>is</w:t>
+      </w:r>
+      <w:proofErr w:type="gramEnd"/>
+      <w:r>
+        <w:rPr>
+          <w:rFonts w:ascii="Arial" w:hAnsi="Arial" w:cs="Arial"/>
+          <w:sz w:val="24"/>
+          <w:szCs w:val="24"/>
+        </w:rPr>
+        <w:t xml:space="preserve"> show</w:t>
+      </w:r>
+      <w:r>
+        <w:rPr>
+          <w:rFonts w:ascii="Arial" w:hAnsi="Arial" w:cs="Arial"/>
+          <w:sz w:val="24"/>
+          <w:szCs w:val="24"/>
+        </w:rPr>
+        <w:t>n</w:t>
+      </w:r>
+      <w:r>
+        <w:rPr>
+          <w:rFonts w:ascii="Arial" w:hAnsi="Arial" w:cs="Arial"/>
+          <w:sz w:val="24"/>
+          <w:szCs w:val="24"/>
+        </w:rPr>
+        <w:t xml:space="preserve"> separates a confident session from a brittle one. None of these are weaknesses in the material; they are properties of the methods.</w:t>
       </w:r>
     </w:p>
     <w:p>
@@ -20340,48 +20410,6 @@
           <w:szCs w:val="24"/>
         </w:rPr>
         <w:t>Check the revision history before reading it as a change in framing.</w:t>
-      </w:r>
-    </w:p>
-    <w:p>
-      <w:pPr>
-        <w:spacing w:before="120" w:after="120" w:line="240" w:lineRule="auto"/>
-        <w:contextualSpacing/>
-        <w:jc w:val="both"/>
-        <w:rPr>
-          <w:rFonts w:ascii="Arial" w:hAnsi="Arial" w:cs="Arial"/>
-          <w:sz w:val="24"/>
-          <w:szCs w:val="24"/>
-        </w:rPr>
-      </w:pPr>
-    </w:p>
-    <w:p>
-      <w:pPr>
-        <w:spacing w:before="120" w:after="120" w:line="240" w:lineRule="auto"/>
-        <w:contextualSpacing/>
-        <w:jc w:val="both"/>
-        <w:rPr>
-          <w:rFonts w:ascii="Arial" w:hAnsi="Arial" w:cs="Arial"/>
-          <w:sz w:val="24"/>
-          <w:szCs w:val="24"/>
-        </w:rPr>
-      </w:pPr>
-      <w:r>
-        <w:rPr>
-          <w:rFonts w:ascii="Arial" w:hAnsi="Arial" w:cs="Arial"/>
-          <w:b/>
-          <w:bCs/>
-          <w:sz w:val="24"/>
-          <w:szCs w:val="24"/>
-        </w:rPr>
-        <w:t xml:space="preserve">Saying these out loud does not weaken the session. </w:t>
-      </w:r>
-      <w:r>
-        <w:rPr>
-          <w:rFonts w:ascii="Arial" w:hAnsi="Arial" w:cs="Arial"/>
-          <w:sz w:val="24"/>
-          <w:szCs w:val="24"/>
-        </w:rPr>
-        <w:t>It is what a careful analyst sounds like, and it is more useful to participants than a demonstration that appears to have no limits.</w:t>
       </w:r>
     </w:p>
     <w:sectPr>
@@ -20423,78 +20451,80 @@
 
 <file path=word/footer1.xml><?xml version="1.0" encoding="utf-8"?>
 <w:ftr xmlns:wpc="http://schemas.microsoft.com/office/word/2010/wordprocessingCanvas" xmlns:cx="http://schemas.microsoft.com/office/drawing/2014/chartex" xmlns:cx1="http://schemas.microsoft.com/office/drawing/2015/9/8/chartex" xmlns:cx2="http://schemas.microsoft.com/office/drawing/2015/10/21/chartex" xmlns:cx3="http://schemas.microsoft.com/office/drawing/2016/5/9/chartex" xmlns:cx4="http://schemas.microsoft.com/office/drawing/2016/5/10/chartex" xmlns:cx5="http://schemas.microsoft.com/office/drawing/2016/5/11/chartex" xmlns:cx6="http://schemas.microsoft.com/office/drawing/2016/5/12/chartex" xmlns:cx7="http://schemas.microsoft.com/office/drawing/2016/5/13/chartex" xmlns:cx8="http://schemas.microsoft.com/office/drawing/2016/5/14/chartex" xmlns:mc="http://schemas.openxmlformats.org/markup-compatibility/2006" xmlns:aink="http://schemas.microsoft.com/office/drawing/2016/ink" xmlns:am3d="http://schemas.microsoft.com/office/drawing/2017/model3d" xmlns:o="urn:schemas-microsoft-com:office:office" xmlns:oel="http://schemas.microsoft.com/office/2019/extlst" xmlns:r="http://schemas.openxmlformats.org/officeDocument/2006/relationships" xmlns:m="http://schemas.openxmlformats.org/officeDocument/2006/math" xmlns:v="urn:schemas-microsoft-com:vml" xmlns:wp14="http://schemas.microsoft.com/office/word/2010/wordprocessingDrawing" xmlns:wp="http://schemas.openxmlformats.org/drawingml/2006/wordprocessingDrawing" xmlns:w10="urn:schemas-microsoft-com:office:word" xmlns:w="http://schemas.openxmlformats.org/wordprocessingml/2006/main" xmlns:w14="http://schemas.microsoft.com/office/word/2010/wordml" xmlns:w15="http://schemas.microsoft.com/office/word/2012/wordml" xmlns:w16cex="http://schemas.microsoft.com/office/word/2018/wordml/cex" xmlns:w16cid="http://schemas.microsoft.com/office/word/2016/wordml/cid" xmlns:w16="http://schemas.microsoft.com/office/word/2018/wordml" xmlns:w16sdtdh="http://schemas.microsoft.com/office/word/2020/wordml/sdtdatahash" xmlns:w16se="http://schemas.microsoft.com/office/word/2015/wordml/symex" xmlns:wpg="http://schemas.microsoft.com/office/word/2010/wordprocessingGroup" xmlns:wpi="http://schemas.microsoft.com/office/word/2010/wordprocessingInk" xmlns:wne="http://schemas.microsoft.com/office/word/2006/wordml" xmlns:wps="http://schemas.microsoft.com/office/word/2010/wordprocessingShape" mc:Ignorable="w14 w15 w16se w16cid w16 w16cex w16sdtdh wp14">
-  <w:p>
-    <w:pPr>
-      <w:jc w:val="center"/>
-    </w:pPr>
-    <w:r>
+  <w:sdt>
+    <w:sdtPr>
       <w:rPr>
-        <w:color w:val="8090A0"/>
-        <w:sz w:val="16"/>
-        <w:szCs w:val="16"/>
+        <w:rFonts w:ascii="Arial" w:hAnsi="Arial" w:cs="Arial"/>
+        <w:sz w:val="24"/>
+        <w:szCs w:val="24"/>
       </w:rPr>
-      <w:t xml:space="preserve">Training </w:t>
-    </w:r>
-    <w:proofErr w:type="gramStart"/>
-    <w:r>
-      <w:rPr>
-        <w:color w:val="8090A0"/>
-        <w:sz w:val="16"/>
-        <w:szCs w:val="16"/>
-      </w:rPr>
-      <w:t>Manual  ·</w:t>
-    </w:r>
-    <w:proofErr w:type="gramEnd"/>
-    <w:r>
-      <w:rPr>
-        <w:color w:val="8090A0"/>
-        <w:sz w:val="16"/>
-        <w:szCs w:val="16"/>
-      </w:rPr>
-      <w:t xml:space="preserve">  SICSS-Nigeria 2026          Page </w:t>
-    </w:r>
-    <w:r>
-      <w:rPr>
-        <w:color w:val="8090A0"/>
-        <w:sz w:val="16"/>
-        <w:szCs w:val="16"/>
-      </w:rPr>
-      <w:fldChar w:fldCharType="begin"/>
-    </w:r>
-    <w:r>
-      <w:rPr>
-        <w:color w:val="8090A0"/>
-        <w:sz w:val="16"/>
-        <w:szCs w:val="16"/>
-      </w:rPr>
-      <w:instrText>PAGE</w:instrText>
-    </w:r>
-    <w:r>
-      <w:rPr>
-        <w:color w:val="8090A0"/>
-        <w:sz w:val="16"/>
-        <w:szCs w:val="16"/>
-      </w:rPr>
-      <w:fldChar w:fldCharType="separate"/>
-    </w:r>
-    <w:r>
+      <w:id w:val="400020204"/>
+      <w:docPartObj>
+        <w:docPartGallery w:val="Page Numbers (Bottom of Page)"/>
+        <w:docPartUnique/>
+      </w:docPartObj>
+    </w:sdtPr>
+    <w:sdtEndPr>
       <w:rPr>
         <w:noProof/>
-        <w:color w:val="8090A0"/>
-        <w:sz w:val="16"/>
-        <w:szCs w:val="16"/>
       </w:rPr>
-      <w:t>1</w:t>
-    </w:r>
-    <w:r>
-      <w:rPr>
-        <w:color w:val="8090A0"/>
-        <w:sz w:val="16"/>
-        <w:szCs w:val="16"/>
-      </w:rPr>
-      <w:fldChar w:fldCharType="end"/>
-    </w:r>
-  </w:p>
+    </w:sdtEndPr>
+    <w:sdtContent>
+      <w:p>
+        <w:pPr>
+          <w:pStyle w:val="Footer"/>
+          <w:jc w:val="center"/>
+          <w:rPr>
+            <w:rFonts w:ascii="Arial" w:hAnsi="Arial" w:cs="Arial"/>
+            <w:sz w:val="24"/>
+            <w:szCs w:val="24"/>
+          </w:rPr>
+        </w:pPr>
+        <w:r>
+          <w:rPr>
+            <w:rFonts w:ascii="Arial" w:hAnsi="Arial" w:cs="Arial"/>
+            <w:sz w:val="24"/>
+            <w:szCs w:val="24"/>
+          </w:rPr>
+          <w:fldChar w:fldCharType="begin"/>
+        </w:r>
+        <w:r>
+          <w:rPr>
+            <w:rFonts w:ascii="Arial" w:hAnsi="Arial" w:cs="Arial"/>
+            <w:sz w:val="24"/>
+            <w:szCs w:val="24"/>
+          </w:rPr>
+          <w:instrText xml:space="preserve"> PAGE   \* MERGEFORMAT </w:instrText>
+        </w:r>
+        <w:r>
+          <w:rPr>
+            <w:rFonts w:ascii="Arial" w:hAnsi="Arial" w:cs="Arial"/>
+            <w:sz w:val="24"/>
+            <w:szCs w:val="24"/>
+          </w:rPr>
+          <w:fldChar w:fldCharType="separate"/>
+        </w:r>
+        <w:r>
+          <w:rPr>
+            <w:rFonts w:ascii="Arial" w:hAnsi="Arial" w:cs="Arial"/>
+            <w:noProof/>
+            <w:sz w:val="24"/>
+            <w:szCs w:val="24"/>
+          </w:rPr>
+          <w:t>2</w:t>
+        </w:r>
+        <w:r>
+          <w:rPr>
+            <w:rFonts w:ascii="Arial" w:hAnsi="Arial" w:cs="Arial"/>
+            <w:noProof/>
+            <w:sz w:val="24"/>
+            <w:szCs w:val="24"/>
+          </w:rPr>
+          <w:fldChar w:fldCharType="end"/>
+        </w:r>
+      </w:p>
+    </w:sdtContent>
+  </w:sdt>
 </w:ftr>
 </file>
 
